--- a/03_output/3b_pday_exp_rank/ranked_storm.docx
+++ b/03_output/3b_pday_exp_rank/ranked_storm.docx
@@ -49,35 +49,43 @@
     <w:tbl>
       <w:tblPr>
         <w:tblStyle w:val="TableGrid"/>
-        <w:tblW w:w="9332" w:type="dxa"/>
+        <w:tblW w:w="4837" w:type="dxa"/>
         <w:tblInd w:w="18" w:type="dxa"/>
         <w:tblLook w:val="04A0" w:firstRow="1" w:lastRow="0" w:firstColumn="1" w:lastColumn="0" w:noHBand="0" w:noVBand="1"/>
       </w:tblPr>
       <w:tblGrid>
-        <w:gridCol w:w="740"/>
-        <w:gridCol w:w="1580"/>
-        <w:gridCol w:w="3507"/>
-        <w:gridCol w:w="3505"/>
+        <w:gridCol w:w="590"/>
+        <w:gridCol w:w="1007"/>
+        <w:gridCol w:w="1440"/>
+        <w:gridCol w:w="1800"/>
       </w:tblGrid>
       <w:tr>
-        <w:tc>
-          <w:tcPr>
-            <w:tcW w:w="740" w:type="dxa"/>
-          </w:tcPr>
-          <w:p>
-            <w:pPr>
-              <w:jc w:val="center"/>
-              <w:rPr>
-                <w:rFonts w:ascii="Aptos" w:hAnsi="Aptos"/>
-                <w:sz w:val="20"/>
-                <w:szCs w:val="20"/>
-              </w:rPr>
-            </w:pPr>
-            <w:r>
-              <w:rPr>
-                <w:rFonts w:ascii="Aptos" w:hAnsi="Aptos"/>
-                <w:sz w:val="20"/>
-                <w:szCs w:val="20"/>
+        <w:trPr>
+          <w:trHeight w:hRule="exact" w:val="432"/>
+        </w:trPr>
+        <w:tc>
+          <w:tcPr>
+            <w:tcW w:w="590" w:type="dxa"/>
+            <w:vAlign w:val="center"/>
+          </w:tcPr>
+          <w:p>
+            <w:pPr>
+              <w:jc w:val="center"/>
+              <w:rPr>
+                <w:rFonts w:ascii="Times New Roman" w:hAnsi="Times New Roman" w:cs="Times New Roman"/>
+                <w:b/>
+                <w:bCs/>
+                <w:sz w:val="16"/>
+                <w:szCs w:val="16"/>
+              </w:rPr>
+            </w:pPr>
+            <w:r>
+              <w:rPr>
+                <w:rFonts w:ascii="Times New Roman" w:hAnsi="Times New Roman" w:cs="Times New Roman"/>
+                <w:b/>
+                <w:bCs/>
+                <w:sz w:val="16"/>
+                <w:szCs w:val="16"/>
               </w:rPr>
               <w:t>Rank</w:t>
             </w:r>
@@ -85,22 +93,27 @@
         </w:tc>
         <w:tc>
           <w:tcPr>
-            <w:tcW w:w="1580" w:type="dxa"/>
-          </w:tcPr>
-          <w:p>
-            <w:pPr>
-              <w:jc w:val="center"/>
-              <w:rPr>
-                <w:rFonts w:ascii="Aptos" w:hAnsi="Aptos"/>
-                <w:sz w:val="20"/>
-                <w:szCs w:val="20"/>
-              </w:rPr>
-            </w:pPr>
-            <w:r>
-              <w:rPr>
-                <w:rFonts w:ascii="Aptos" w:hAnsi="Aptos"/>
-                <w:sz w:val="20"/>
-                <w:szCs w:val="20"/>
+            <w:tcW w:w="1007" w:type="dxa"/>
+            <w:vAlign w:val="center"/>
+          </w:tcPr>
+          <w:p>
+            <w:pPr>
+              <w:jc w:val="center"/>
+              <w:rPr>
+                <w:rFonts w:ascii="Times New Roman" w:hAnsi="Times New Roman" w:cs="Times New Roman"/>
+                <w:b/>
+                <w:bCs/>
+                <w:sz w:val="16"/>
+                <w:szCs w:val="16"/>
+              </w:rPr>
+            </w:pPr>
+            <w:r>
+              <w:rPr>
+                <w:rFonts w:ascii="Times New Roman" w:hAnsi="Times New Roman" w:cs="Times New Roman"/>
+                <w:b/>
+                <w:bCs/>
+                <w:sz w:val="16"/>
+                <w:szCs w:val="16"/>
               </w:rPr>
               <w:t>Storm</w:t>
             </w:r>
@@ -108,22 +121,27 @@
         </w:tc>
         <w:tc>
           <w:tcPr>
-            <w:tcW w:w="3507" w:type="dxa"/>
-          </w:tcPr>
-          <w:p>
-            <w:pPr>
-              <w:jc w:val="center"/>
-              <w:rPr>
-                <w:rFonts w:ascii="Aptos" w:hAnsi="Aptos"/>
-                <w:sz w:val="20"/>
-                <w:szCs w:val="20"/>
-              </w:rPr>
-            </w:pPr>
-            <w:r>
-              <w:rPr>
-                <w:rFonts w:ascii="Aptos" w:hAnsi="Aptos"/>
-                <w:sz w:val="20"/>
-                <w:szCs w:val="20"/>
+            <w:tcW w:w="1440" w:type="dxa"/>
+            <w:vAlign w:val="center"/>
+          </w:tcPr>
+          <w:p>
+            <w:pPr>
+              <w:jc w:val="center"/>
+              <w:rPr>
+                <w:rFonts w:ascii="Times New Roman" w:hAnsi="Times New Roman" w:cs="Times New Roman"/>
+                <w:b/>
+                <w:bCs/>
+                <w:sz w:val="16"/>
+                <w:szCs w:val="16"/>
+              </w:rPr>
+            </w:pPr>
+            <w:r>
+              <w:rPr>
+                <w:rFonts w:ascii="Times New Roman" w:hAnsi="Times New Roman" w:cs="Times New Roman"/>
+                <w:b/>
+                <w:bCs/>
+                <w:sz w:val="16"/>
+                <w:szCs w:val="16"/>
               </w:rPr>
               <w:t>Total person-day exposure caused</w:t>
             </w:r>
@@ -131,38 +149,47 @@
         </w:tc>
         <w:tc>
           <w:tcPr>
-            <w:tcW w:w="3505" w:type="dxa"/>
-          </w:tcPr>
-          <w:p>
-            <w:pPr>
-              <w:jc w:val="center"/>
-              <w:rPr>
-                <w:rFonts w:ascii="Aptos" w:hAnsi="Aptos"/>
-                <w:sz w:val="20"/>
-                <w:szCs w:val="20"/>
-              </w:rPr>
-            </w:pPr>
-            <w:r>
-              <w:rPr>
-                <w:rFonts w:ascii="Aptos" w:hAnsi="Aptos"/>
-                <w:sz w:val="20"/>
-                <w:szCs w:val="20"/>
+            <w:tcW w:w="1800" w:type="dxa"/>
+            <w:vAlign w:val="center"/>
+          </w:tcPr>
+          <w:p>
+            <w:pPr>
+              <w:jc w:val="center"/>
+              <w:rPr>
+                <w:rFonts w:ascii="Times New Roman" w:hAnsi="Times New Roman" w:cs="Times New Roman"/>
+                <w:b/>
+                <w:bCs/>
+                <w:sz w:val="16"/>
+                <w:szCs w:val="16"/>
+              </w:rPr>
+            </w:pPr>
+            <w:r>
+              <w:rPr>
+                <w:rFonts w:ascii="Times New Roman" w:hAnsi="Times New Roman" w:cs="Times New Roman"/>
+                <w:b/>
+                <w:bCs/>
+                <w:sz w:val="16"/>
+                <w:szCs w:val="16"/>
               </w:rPr>
               <w:t xml:space="preserve">Countries </w:t>
             </w:r>
             <w:r>
               <w:rPr>
-                <w:rFonts w:ascii="Aptos" w:hAnsi="Aptos"/>
-                <w:sz w:val="20"/>
-                <w:szCs w:val="20"/>
+                <w:rFonts w:ascii="Times New Roman" w:hAnsi="Times New Roman" w:cs="Times New Roman"/>
+                <w:b/>
+                <w:bCs/>
+                <w:sz w:val="16"/>
+                <w:szCs w:val="16"/>
               </w:rPr>
               <w:t xml:space="preserve">/ Territories </w:t>
             </w:r>
             <w:r>
               <w:rPr>
-                <w:rFonts w:ascii="Aptos" w:hAnsi="Aptos"/>
-                <w:sz w:val="20"/>
-                <w:szCs w:val="20"/>
+                <w:rFonts w:ascii="Times New Roman" w:hAnsi="Times New Roman" w:cs="Times New Roman"/>
+                <w:b/>
+                <w:bCs/>
+                <w:sz w:val="16"/>
+                <w:szCs w:val="16"/>
               </w:rPr>
               <w:t>impacted</w:t>
             </w:r>
@@ -170,24 +197,28 @@
         </w:tc>
       </w:tr>
       <w:tr>
-        <w:tc>
-          <w:tcPr>
-            <w:tcW w:w="740" w:type="dxa"/>
-          </w:tcPr>
-          <w:p>
-            <w:pPr>
-              <w:jc w:val="center"/>
-              <w:rPr>
-                <w:rFonts w:ascii="Aptos" w:hAnsi="Aptos"/>
-                <w:sz w:val="20"/>
-                <w:szCs w:val="20"/>
-              </w:rPr>
-            </w:pPr>
-            <w:r>
-              <w:rPr>
-                <w:rFonts w:ascii="Aptos" w:hAnsi="Aptos"/>
-                <w:sz w:val="20"/>
-                <w:szCs w:val="20"/>
+        <w:trPr>
+          <w:trHeight w:hRule="exact" w:val="360"/>
+        </w:trPr>
+        <w:tc>
+          <w:tcPr>
+            <w:tcW w:w="590" w:type="dxa"/>
+            <w:vAlign w:val="center"/>
+          </w:tcPr>
+          <w:p>
+            <w:pPr>
+              <w:jc w:val="center"/>
+              <w:rPr>
+                <w:rFonts w:ascii="Times New Roman" w:hAnsi="Times New Roman" w:cs="Times New Roman"/>
+                <w:sz w:val="16"/>
+                <w:szCs w:val="16"/>
+              </w:rPr>
+            </w:pPr>
+            <w:r>
+              <w:rPr>
+                <w:rFonts w:ascii="Times New Roman" w:hAnsi="Times New Roman" w:cs="Times New Roman"/>
+                <w:sz w:val="16"/>
+                <w:szCs w:val="16"/>
               </w:rPr>
               <w:t>1</w:t>
             </w:r>
@@ -195,55 +226,59 @@
         </w:tc>
         <w:tc>
           <w:tcPr>
-            <w:tcW w:w="1580" w:type="dxa"/>
-          </w:tcPr>
-          <w:p>
-            <w:pPr>
-              <w:jc w:val="center"/>
-              <w:rPr>
-                <w:rFonts w:ascii="Aptos" w:hAnsi="Aptos"/>
-                <w:sz w:val="20"/>
-                <w:szCs w:val="20"/>
-              </w:rPr>
-            </w:pPr>
-            <w:r>
-              <w:rPr>
-                <w:rFonts w:ascii="Aptos" w:hAnsi="Aptos"/>
-                <w:sz w:val="20"/>
-                <w:szCs w:val="20"/>
+            <w:tcW w:w="1007" w:type="dxa"/>
+            <w:vAlign w:val="center"/>
+          </w:tcPr>
+          <w:p>
+            <w:pPr>
+              <w:jc w:val="center"/>
+              <w:rPr>
+                <w:rFonts w:ascii="Times New Roman" w:hAnsi="Times New Roman" w:cs="Times New Roman"/>
+                <w:sz w:val="16"/>
+                <w:szCs w:val="16"/>
+              </w:rPr>
+            </w:pPr>
+            <w:proofErr w:type="spellStart"/>
+            <w:r>
+              <w:rPr>
+                <w:rFonts w:ascii="Times New Roman" w:hAnsi="Times New Roman" w:cs="Times New Roman"/>
+                <w:sz w:val="16"/>
+                <w:szCs w:val="16"/>
               </w:rPr>
               <w:t>Remal</w:t>
             </w:r>
-          </w:p>
-        </w:tc>
-        <w:tc>
-          <w:tcPr>
-            <w:tcW w:w="3507" w:type="dxa"/>
-          </w:tcPr>
-          <w:p>
-            <w:pPr>
-              <w:jc w:val="center"/>
-              <w:rPr>
-                <w:rFonts w:ascii="Aptos" w:hAnsi="Aptos"/>
-                <w:sz w:val="20"/>
-                <w:szCs w:val="20"/>
-              </w:rPr>
-            </w:pPr>
-            <w:r>
-              <w:rPr>
-                <w:rFonts w:ascii="Aptos" w:hAnsi="Aptos" w:cs="Lucida Grande"/>
-                <w:color w:val="000000"/>
-                <w:sz w:val="20"/>
-                <w:szCs w:val="20"/>
+            <w:proofErr w:type="spellEnd"/>
+          </w:p>
+        </w:tc>
+        <w:tc>
+          <w:tcPr>
+            <w:tcW w:w="1440" w:type="dxa"/>
+            <w:vAlign w:val="center"/>
+          </w:tcPr>
+          <w:p>
+            <w:pPr>
+              <w:jc w:val="center"/>
+              <w:rPr>
+                <w:rFonts w:ascii="Times New Roman" w:hAnsi="Times New Roman" w:cs="Times New Roman"/>
+                <w:sz w:val="16"/>
+                <w:szCs w:val="16"/>
+              </w:rPr>
+            </w:pPr>
+            <w:r>
+              <w:rPr>
+                <w:rFonts w:ascii="Times New Roman" w:hAnsi="Times New Roman" w:cs="Times New Roman"/>
+                <w:color w:val="000000"/>
+                <w:sz w:val="16"/>
+                <w:szCs w:val="16"/>
               </w:rPr>
               <w:t>101,204,1</w:t>
             </w:r>
             <w:r>
               <w:rPr>
-                <w:rFonts w:ascii="Aptos" w:hAnsi="Aptos" w:cs="Lucida Grande"/>
-                <w:color w:val="000000"/>
-                <w:sz w:val="20"/>
-                <w:szCs w:val="20"/>
+                <w:rFonts w:ascii="Times New Roman" w:hAnsi="Times New Roman" w:cs="Times New Roman"/>
+                <w:color w:val="000000"/>
+                <w:sz w:val="16"/>
+                <w:szCs w:val="16"/>
               </w:rPr>
               <w:t>50</w:t>
             </w:r>
@@ -251,22 +286,23 @@
         </w:tc>
         <w:tc>
           <w:tcPr>
-            <w:tcW w:w="3505" w:type="dxa"/>
-          </w:tcPr>
-          <w:p>
-            <w:pPr>
-              <w:jc w:val="center"/>
-              <w:rPr>
-                <w:rFonts w:ascii="Aptos" w:hAnsi="Aptos"/>
-                <w:sz w:val="20"/>
-                <w:szCs w:val="20"/>
-              </w:rPr>
-            </w:pPr>
-            <w:r>
-              <w:rPr>
-                <w:rFonts w:ascii="Aptos" w:hAnsi="Aptos"/>
-                <w:sz w:val="20"/>
-                <w:szCs w:val="20"/>
+            <w:tcW w:w="1800" w:type="dxa"/>
+            <w:vAlign w:val="center"/>
+          </w:tcPr>
+          <w:p>
+            <w:pPr>
+              <w:jc w:val="center"/>
+              <w:rPr>
+                <w:rFonts w:ascii="Times New Roman" w:hAnsi="Times New Roman" w:cs="Times New Roman"/>
+                <w:sz w:val="16"/>
+                <w:szCs w:val="16"/>
+              </w:rPr>
+            </w:pPr>
+            <w:r>
+              <w:rPr>
+                <w:rFonts w:ascii="Times New Roman" w:hAnsi="Times New Roman" w:cs="Times New Roman"/>
+                <w:sz w:val="16"/>
+                <w:szCs w:val="16"/>
               </w:rPr>
               <w:t>Bangladesh, India</w:t>
             </w:r>
@@ -274,24 +310,28 @@
         </w:tc>
       </w:tr>
       <w:tr>
-        <w:tc>
-          <w:tcPr>
-            <w:tcW w:w="740" w:type="dxa"/>
-          </w:tcPr>
-          <w:p>
-            <w:pPr>
-              <w:jc w:val="center"/>
-              <w:rPr>
-                <w:rFonts w:ascii="Aptos" w:hAnsi="Aptos"/>
-                <w:sz w:val="20"/>
-                <w:szCs w:val="20"/>
-              </w:rPr>
-            </w:pPr>
-            <w:r>
-              <w:rPr>
-                <w:rFonts w:ascii="Aptos" w:hAnsi="Aptos"/>
-                <w:sz w:val="20"/>
-                <w:szCs w:val="20"/>
+        <w:trPr>
+          <w:trHeight w:hRule="exact" w:val="360"/>
+        </w:trPr>
+        <w:tc>
+          <w:tcPr>
+            <w:tcW w:w="590" w:type="dxa"/>
+            <w:vAlign w:val="center"/>
+          </w:tcPr>
+          <w:p>
+            <w:pPr>
+              <w:jc w:val="center"/>
+              <w:rPr>
+                <w:rFonts w:ascii="Times New Roman" w:hAnsi="Times New Roman" w:cs="Times New Roman"/>
+                <w:sz w:val="16"/>
+                <w:szCs w:val="16"/>
+              </w:rPr>
+            </w:pPr>
+            <w:r>
+              <w:rPr>
+                <w:rFonts w:ascii="Times New Roman" w:hAnsi="Times New Roman" w:cs="Times New Roman"/>
+                <w:sz w:val="16"/>
+                <w:szCs w:val="16"/>
               </w:rPr>
               <w:t>2</w:t>
             </w:r>
@@ -299,22 +339,23 @@
         </w:tc>
         <w:tc>
           <w:tcPr>
-            <w:tcW w:w="1580" w:type="dxa"/>
-          </w:tcPr>
-          <w:p>
-            <w:pPr>
-              <w:jc w:val="center"/>
-              <w:rPr>
-                <w:rFonts w:ascii="Aptos" w:hAnsi="Aptos"/>
-                <w:sz w:val="20"/>
-                <w:szCs w:val="20"/>
-              </w:rPr>
-            </w:pPr>
-            <w:r>
-              <w:rPr>
-                <w:rFonts w:ascii="Aptos" w:hAnsi="Aptos"/>
-                <w:sz w:val="20"/>
-                <w:szCs w:val="20"/>
+            <w:tcW w:w="1007" w:type="dxa"/>
+            <w:vAlign w:val="center"/>
+          </w:tcPr>
+          <w:p>
+            <w:pPr>
+              <w:jc w:val="center"/>
+              <w:rPr>
+                <w:rFonts w:ascii="Times New Roman" w:hAnsi="Times New Roman" w:cs="Times New Roman"/>
+                <w:sz w:val="16"/>
+                <w:szCs w:val="16"/>
+              </w:rPr>
+            </w:pPr>
+            <w:r>
+              <w:rPr>
+                <w:rFonts w:ascii="Times New Roman" w:hAnsi="Times New Roman" w:cs="Times New Roman"/>
+                <w:sz w:val="16"/>
+                <w:szCs w:val="16"/>
               </w:rPr>
               <w:t>Yagi</w:t>
             </w:r>
@@ -322,47 +363,67 @@
         </w:tc>
         <w:tc>
           <w:tcPr>
-            <w:tcW w:w="3507" w:type="dxa"/>
-          </w:tcPr>
-          <w:p>
-            <w:pPr>
-              <w:jc w:val="center"/>
-              <w:rPr>
-                <w:rFonts w:ascii="Aptos" w:hAnsi="Aptos" w:cs="Lucida Grande"/>
-                <w:color w:val="000000"/>
-                <w:sz w:val="20"/>
-                <w:szCs w:val="20"/>
-              </w:rPr>
-            </w:pPr>
-            <w:r>
-              <w:rPr>
-                <w:rFonts w:ascii="Aptos" w:hAnsi="Aptos" w:cs="Lucida Grande"/>
-                <w:color w:val="000000"/>
-                <w:sz w:val="20"/>
-                <w:szCs w:val="20"/>
-              </w:rPr>
-              <w:t>50,863,469</w:t>
-            </w:r>
-          </w:p>
-        </w:tc>
-        <w:tc>
-          <w:tcPr>
-            <w:tcW w:w="3505" w:type="dxa"/>
-          </w:tcPr>
-          <w:p>
-            <w:pPr>
-              <w:jc w:val="center"/>
-              <w:rPr>
-                <w:rFonts w:ascii="Aptos" w:hAnsi="Aptos"/>
-                <w:sz w:val="20"/>
-                <w:szCs w:val="20"/>
-              </w:rPr>
-            </w:pPr>
-            <w:r>
-              <w:rPr>
-                <w:rFonts w:ascii="Aptos" w:hAnsi="Aptos"/>
-                <w:sz w:val="20"/>
-                <w:szCs w:val="20"/>
+            <w:tcW w:w="1440" w:type="dxa"/>
+            <w:vAlign w:val="center"/>
+          </w:tcPr>
+          <w:p>
+            <w:pPr>
+              <w:jc w:val="center"/>
+              <w:rPr>
+                <w:rFonts w:ascii="Times New Roman" w:hAnsi="Times New Roman" w:cs="Times New Roman"/>
+                <w:color w:val="000000"/>
+                <w:sz w:val="16"/>
+                <w:szCs w:val="16"/>
+              </w:rPr>
+            </w:pPr>
+            <w:r>
+              <w:rPr>
+                <w:rFonts w:ascii="Times New Roman" w:hAnsi="Times New Roman" w:cs="Times New Roman"/>
+                <w:color w:val="000000"/>
+                <w:sz w:val="16"/>
+                <w:szCs w:val="16"/>
+              </w:rPr>
+              <w:t>50,863,4</w:t>
+            </w:r>
+            <w:r>
+              <w:rPr>
+                <w:rFonts w:ascii="Times New Roman" w:hAnsi="Times New Roman" w:cs="Times New Roman"/>
+                <w:color w:val="000000"/>
+                <w:sz w:val="16"/>
+                <w:szCs w:val="16"/>
+              </w:rPr>
+              <w:t>7</w:t>
+            </w:r>
+            <w:r>
+              <w:rPr>
+                <w:rFonts w:ascii="Times New Roman" w:hAnsi="Times New Roman" w:cs="Times New Roman"/>
+                <w:color w:val="000000"/>
+                <w:sz w:val="16"/>
+                <w:szCs w:val="16"/>
+              </w:rPr>
+              <w:t>0</w:t>
+            </w:r>
+          </w:p>
+        </w:tc>
+        <w:tc>
+          <w:tcPr>
+            <w:tcW w:w="1800" w:type="dxa"/>
+            <w:vAlign w:val="center"/>
+          </w:tcPr>
+          <w:p>
+            <w:pPr>
+              <w:jc w:val="center"/>
+              <w:rPr>
+                <w:rFonts w:ascii="Times New Roman" w:hAnsi="Times New Roman" w:cs="Times New Roman"/>
+                <w:sz w:val="16"/>
+                <w:szCs w:val="16"/>
+              </w:rPr>
+            </w:pPr>
+            <w:r>
+              <w:rPr>
+                <w:rFonts w:ascii="Times New Roman" w:hAnsi="Times New Roman" w:cs="Times New Roman"/>
+                <w:sz w:val="16"/>
+                <w:szCs w:val="16"/>
               </w:rPr>
               <w:t>China, Philippines, Laos, Vietnam</w:t>
             </w:r>
@@ -370,24 +431,28 @@
         </w:tc>
       </w:tr>
       <w:tr>
-        <w:tc>
-          <w:tcPr>
-            <w:tcW w:w="740" w:type="dxa"/>
-          </w:tcPr>
-          <w:p>
-            <w:pPr>
-              <w:jc w:val="center"/>
-              <w:rPr>
-                <w:rFonts w:ascii="Aptos" w:hAnsi="Aptos"/>
-                <w:sz w:val="20"/>
-                <w:szCs w:val="20"/>
-              </w:rPr>
-            </w:pPr>
-            <w:r>
-              <w:rPr>
-                <w:rFonts w:ascii="Aptos" w:hAnsi="Aptos"/>
-                <w:sz w:val="20"/>
-                <w:szCs w:val="20"/>
+        <w:trPr>
+          <w:trHeight w:hRule="exact" w:val="360"/>
+        </w:trPr>
+        <w:tc>
+          <w:tcPr>
+            <w:tcW w:w="590" w:type="dxa"/>
+            <w:vAlign w:val="center"/>
+          </w:tcPr>
+          <w:p>
+            <w:pPr>
+              <w:jc w:val="center"/>
+              <w:rPr>
+                <w:rFonts w:ascii="Times New Roman" w:hAnsi="Times New Roman" w:cs="Times New Roman"/>
+                <w:sz w:val="16"/>
+                <w:szCs w:val="16"/>
+              </w:rPr>
+            </w:pPr>
+            <w:r>
+              <w:rPr>
+                <w:rFonts w:ascii="Times New Roman" w:hAnsi="Times New Roman" w:cs="Times New Roman"/>
+                <w:sz w:val="16"/>
+                <w:szCs w:val="16"/>
               </w:rPr>
               <w:t>3</w:t>
             </w:r>
@@ -395,23 +460,24 @@
         </w:tc>
         <w:tc>
           <w:tcPr>
-            <w:tcW w:w="1580" w:type="dxa"/>
-          </w:tcPr>
-          <w:p>
-            <w:pPr>
-              <w:jc w:val="center"/>
-              <w:rPr>
-                <w:rFonts w:ascii="Aptos" w:hAnsi="Aptos"/>
-                <w:sz w:val="20"/>
-                <w:szCs w:val="20"/>
+            <w:tcW w:w="1007" w:type="dxa"/>
+            <w:vAlign w:val="center"/>
+          </w:tcPr>
+          <w:p>
+            <w:pPr>
+              <w:jc w:val="center"/>
+              <w:rPr>
+                <w:rFonts w:ascii="Times New Roman" w:hAnsi="Times New Roman" w:cs="Times New Roman"/>
+                <w:sz w:val="16"/>
+                <w:szCs w:val="16"/>
               </w:rPr>
             </w:pPr>
             <w:proofErr w:type="spellStart"/>
             <w:r>
               <w:rPr>
-                <w:rFonts w:ascii="Aptos" w:hAnsi="Aptos"/>
-                <w:sz w:val="20"/>
-                <w:szCs w:val="20"/>
+                <w:rFonts w:ascii="Times New Roman" w:hAnsi="Times New Roman" w:cs="Times New Roman"/>
+                <w:sz w:val="16"/>
+                <w:szCs w:val="16"/>
               </w:rPr>
               <w:t>Gaemi</w:t>
             </w:r>
@@ -420,23 +486,24 @@
         </w:tc>
         <w:tc>
           <w:tcPr>
-            <w:tcW w:w="3507" w:type="dxa"/>
-          </w:tcPr>
-          <w:p>
-            <w:pPr>
-              <w:jc w:val="center"/>
-              <w:rPr>
-                <w:rFonts w:ascii="Aptos" w:hAnsi="Aptos"/>
-                <w:sz w:val="20"/>
-                <w:szCs w:val="20"/>
-              </w:rPr>
-            </w:pPr>
-            <w:r>
-              <w:rPr>
-                <w:rFonts w:ascii="Aptos" w:hAnsi="Aptos" w:cs="Lucida Grande"/>
-                <w:color w:val="000000"/>
-                <w:sz w:val="20"/>
-                <w:szCs w:val="20"/>
+            <w:tcW w:w="1440" w:type="dxa"/>
+            <w:vAlign w:val="center"/>
+          </w:tcPr>
+          <w:p>
+            <w:pPr>
+              <w:jc w:val="center"/>
+              <w:rPr>
+                <w:rFonts w:ascii="Times New Roman" w:hAnsi="Times New Roman" w:cs="Times New Roman"/>
+                <w:sz w:val="16"/>
+                <w:szCs w:val="16"/>
+              </w:rPr>
+            </w:pPr>
+            <w:r>
+              <w:rPr>
+                <w:rFonts w:ascii="Times New Roman" w:hAnsi="Times New Roman" w:cs="Times New Roman"/>
+                <w:color w:val="000000"/>
+                <w:sz w:val="16"/>
+                <w:szCs w:val="16"/>
                 <w:shd w:val="clear" w:color="auto" w:fill="FFFFFF"/>
               </w:rPr>
               <w:t>37,271,290</w:t>
@@ -445,22 +512,23 @@
         </w:tc>
         <w:tc>
           <w:tcPr>
-            <w:tcW w:w="3505" w:type="dxa"/>
-          </w:tcPr>
-          <w:p>
-            <w:pPr>
-              <w:jc w:val="center"/>
-              <w:rPr>
-                <w:rFonts w:ascii="Aptos" w:hAnsi="Aptos"/>
-                <w:sz w:val="20"/>
-                <w:szCs w:val="20"/>
-              </w:rPr>
-            </w:pPr>
-            <w:r>
-              <w:rPr>
-                <w:rFonts w:ascii="Aptos" w:hAnsi="Aptos"/>
-                <w:sz w:val="20"/>
-                <w:szCs w:val="20"/>
+            <w:tcW w:w="1800" w:type="dxa"/>
+            <w:vAlign w:val="center"/>
+          </w:tcPr>
+          <w:p>
+            <w:pPr>
+              <w:jc w:val="center"/>
+              <w:rPr>
+                <w:rFonts w:ascii="Times New Roman" w:hAnsi="Times New Roman" w:cs="Times New Roman"/>
+                <w:sz w:val="16"/>
+                <w:szCs w:val="16"/>
+              </w:rPr>
+            </w:pPr>
+            <w:r>
+              <w:rPr>
+                <w:rFonts w:ascii="Times New Roman" w:hAnsi="Times New Roman" w:cs="Times New Roman"/>
+                <w:sz w:val="16"/>
+                <w:szCs w:val="16"/>
               </w:rPr>
               <w:t>China, Japan, Taiwan</w:t>
             </w:r>
@@ -468,24 +536,28 @@
         </w:tc>
       </w:tr>
       <w:tr>
-        <w:tc>
-          <w:tcPr>
-            <w:tcW w:w="740" w:type="dxa"/>
-          </w:tcPr>
-          <w:p>
-            <w:pPr>
-              <w:jc w:val="center"/>
-              <w:rPr>
-                <w:rFonts w:ascii="Aptos" w:hAnsi="Aptos"/>
-                <w:sz w:val="20"/>
-                <w:szCs w:val="20"/>
-              </w:rPr>
-            </w:pPr>
-            <w:r>
-              <w:rPr>
-                <w:rFonts w:ascii="Aptos" w:hAnsi="Aptos"/>
-                <w:sz w:val="20"/>
-                <w:szCs w:val="20"/>
+        <w:trPr>
+          <w:trHeight w:hRule="exact" w:val="360"/>
+        </w:trPr>
+        <w:tc>
+          <w:tcPr>
+            <w:tcW w:w="590" w:type="dxa"/>
+            <w:vAlign w:val="center"/>
+          </w:tcPr>
+          <w:p>
+            <w:pPr>
+              <w:jc w:val="center"/>
+              <w:rPr>
+                <w:rFonts w:ascii="Times New Roman" w:hAnsi="Times New Roman" w:cs="Times New Roman"/>
+                <w:sz w:val="16"/>
+                <w:szCs w:val="16"/>
+              </w:rPr>
+            </w:pPr>
+            <w:r>
+              <w:rPr>
+                <w:rFonts w:ascii="Times New Roman" w:hAnsi="Times New Roman" w:cs="Times New Roman"/>
+                <w:sz w:val="16"/>
+                <w:szCs w:val="16"/>
               </w:rPr>
               <w:t>4</w:t>
             </w:r>
@@ -493,22 +565,23 @@
         </w:tc>
         <w:tc>
           <w:tcPr>
-            <w:tcW w:w="1580" w:type="dxa"/>
-          </w:tcPr>
-          <w:p>
-            <w:pPr>
-              <w:jc w:val="center"/>
-              <w:rPr>
-                <w:rFonts w:ascii="Aptos" w:hAnsi="Aptos"/>
-                <w:sz w:val="20"/>
-                <w:szCs w:val="20"/>
-              </w:rPr>
-            </w:pPr>
-            <w:r>
-              <w:rPr>
-                <w:rFonts w:ascii="Aptos" w:hAnsi="Aptos"/>
-                <w:sz w:val="20"/>
-                <w:szCs w:val="20"/>
+            <w:tcW w:w="1007" w:type="dxa"/>
+            <w:vAlign w:val="center"/>
+          </w:tcPr>
+          <w:p>
+            <w:pPr>
+              <w:jc w:val="center"/>
+              <w:rPr>
+                <w:rFonts w:ascii="Times New Roman" w:hAnsi="Times New Roman" w:cs="Times New Roman"/>
+                <w:sz w:val="16"/>
+                <w:szCs w:val="16"/>
+              </w:rPr>
+            </w:pPr>
+            <w:r>
+              <w:rPr>
+                <w:rFonts w:ascii="Times New Roman" w:hAnsi="Times New Roman" w:cs="Times New Roman"/>
+                <w:sz w:val="16"/>
+                <w:szCs w:val="16"/>
               </w:rPr>
               <w:t>Kong-Rey</w:t>
             </w:r>
@@ -516,32 +589,33 @@
         </w:tc>
         <w:tc>
           <w:tcPr>
-            <w:tcW w:w="3507" w:type="dxa"/>
-          </w:tcPr>
-          <w:p>
-            <w:pPr>
-              <w:jc w:val="center"/>
-              <w:rPr>
-                <w:rFonts w:ascii="Aptos" w:hAnsi="Aptos"/>
-                <w:sz w:val="20"/>
-                <w:szCs w:val="20"/>
-              </w:rPr>
-            </w:pPr>
-            <w:r>
-              <w:rPr>
-                <w:rFonts w:ascii="Aptos" w:hAnsi="Aptos" w:cs="Lucida Grande"/>
-                <w:color w:val="000000"/>
-                <w:sz w:val="20"/>
-                <w:szCs w:val="20"/>
+            <w:tcW w:w="1440" w:type="dxa"/>
+            <w:vAlign w:val="center"/>
+          </w:tcPr>
+          <w:p>
+            <w:pPr>
+              <w:jc w:val="center"/>
+              <w:rPr>
+                <w:rFonts w:ascii="Times New Roman" w:hAnsi="Times New Roman" w:cs="Times New Roman"/>
+                <w:sz w:val="16"/>
+                <w:szCs w:val="16"/>
+              </w:rPr>
+            </w:pPr>
+            <w:r>
+              <w:rPr>
+                <w:rFonts w:ascii="Times New Roman" w:hAnsi="Times New Roman" w:cs="Times New Roman"/>
+                <w:color w:val="000000"/>
+                <w:sz w:val="16"/>
+                <w:szCs w:val="16"/>
               </w:rPr>
               <w:t>36,754,86</w:t>
             </w:r>
             <w:r>
               <w:rPr>
-                <w:rFonts w:ascii="Aptos" w:hAnsi="Aptos" w:cs="Lucida Grande"/>
-                <w:color w:val="000000"/>
-                <w:sz w:val="20"/>
-                <w:szCs w:val="20"/>
+                <w:rFonts w:ascii="Times New Roman" w:hAnsi="Times New Roman" w:cs="Times New Roman"/>
+                <w:color w:val="000000"/>
+                <w:sz w:val="16"/>
+                <w:szCs w:val="16"/>
               </w:rPr>
               <w:t>0</w:t>
             </w:r>
@@ -549,22 +623,23 @@
         </w:tc>
         <w:tc>
           <w:tcPr>
-            <w:tcW w:w="3505" w:type="dxa"/>
-          </w:tcPr>
-          <w:p>
-            <w:pPr>
-              <w:jc w:val="center"/>
-              <w:rPr>
-                <w:rFonts w:ascii="Aptos" w:hAnsi="Aptos"/>
-                <w:sz w:val="20"/>
-                <w:szCs w:val="20"/>
-              </w:rPr>
-            </w:pPr>
-            <w:r>
-              <w:rPr>
-                <w:rFonts w:ascii="Aptos" w:hAnsi="Aptos"/>
-                <w:sz w:val="20"/>
-                <w:szCs w:val="20"/>
+            <w:tcW w:w="1800" w:type="dxa"/>
+            <w:vAlign w:val="center"/>
+          </w:tcPr>
+          <w:p>
+            <w:pPr>
+              <w:jc w:val="center"/>
+              <w:rPr>
+                <w:rFonts w:ascii="Times New Roman" w:hAnsi="Times New Roman" w:cs="Times New Roman"/>
+                <w:sz w:val="16"/>
+                <w:szCs w:val="16"/>
+              </w:rPr>
+            </w:pPr>
+            <w:r>
+              <w:rPr>
+                <w:rFonts w:ascii="Times New Roman" w:hAnsi="Times New Roman" w:cs="Times New Roman"/>
+                <w:sz w:val="16"/>
+                <w:szCs w:val="16"/>
               </w:rPr>
               <w:t>China, Philippines, Taiwan</w:t>
             </w:r>
@@ -572,47 +647,52 @@
         </w:tc>
       </w:tr>
       <w:tr>
-        <w:tc>
-          <w:tcPr>
-            <w:tcW w:w="740" w:type="dxa"/>
-          </w:tcPr>
-          <w:p>
-            <w:pPr>
-              <w:jc w:val="center"/>
-              <w:rPr>
-                <w:rFonts w:ascii="Aptos" w:hAnsi="Aptos"/>
-                <w:sz w:val="20"/>
-                <w:szCs w:val="20"/>
-              </w:rPr>
-            </w:pPr>
-            <w:r>
-              <w:rPr>
-                <w:rFonts w:ascii="Aptos" w:hAnsi="Aptos"/>
-                <w:sz w:val="20"/>
-                <w:szCs w:val="20"/>
-              </w:rPr>
-              <w:t>4</w:t>
-            </w:r>
-          </w:p>
-        </w:tc>
-        <w:tc>
-          <w:tcPr>
-            <w:tcW w:w="1580" w:type="dxa"/>
-          </w:tcPr>
-          <w:p>
-            <w:pPr>
-              <w:jc w:val="center"/>
-              <w:rPr>
-                <w:rFonts w:ascii="Aptos" w:hAnsi="Aptos"/>
-                <w:sz w:val="20"/>
-                <w:szCs w:val="20"/>
-              </w:rPr>
-            </w:pPr>
-            <w:r>
-              <w:rPr>
-                <w:rFonts w:ascii="Aptos" w:hAnsi="Aptos"/>
-                <w:sz w:val="20"/>
-                <w:szCs w:val="20"/>
+        <w:trPr>
+          <w:trHeight w:hRule="exact" w:val="360"/>
+        </w:trPr>
+        <w:tc>
+          <w:tcPr>
+            <w:tcW w:w="590" w:type="dxa"/>
+            <w:vAlign w:val="center"/>
+          </w:tcPr>
+          <w:p>
+            <w:pPr>
+              <w:jc w:val="center"/>
+              <w:rPr>
+                <w:rFonts w:ascii="Times New Roman" w:hAnsi="Times New Roman" w:cs="Times New Roman"/>
+                <w:sz w:val="16"/>
+                <w:szCs w:val="16"/>
+              </w:rPr>
+            </w:pPr>
+            <w:r>
+              <w:rPr>
+                <w:rFonts w:ascii="Times New Roman" w:hAnsi="Times New Roman" w:cs="Times New Roman"/>
+                <w:sz w:val="16"/>
+                <w:szCs w:val="16"/>
+              </w:rPr>
+              <w:t>5</w:t>
+            </w:r>
+          </w:p>
+        </w:tc>
+        <w:tc>
+          <w:tcPr>
+            <w:tcW w:w="1007" w:type="dxa"/>
+            <w:vAlign w:val="center"/>
+          </w:tcPr>
+          <w:p>
+            <w:pPr>
+              <w:jc w:val="center"/>
+              <w:rPr>
+                <w:rFonts w:ascii="Times New Roman" w:hAnsi="Times New Roman" w:cs="Times New Roman"/>
+                <w:sz w:val="16"/>
+                <w:szCs w:val="16"/>
+              </w:rPr>
+            </w:pPr>
+            <w:r>
+              <w:rPr>
+                <w:rFonts w:ascii="Times New Roman" w:hAnsi="Times New Roman" w:cs="Times New Roman"/>
+                <w:sz w:val="16"/>
+                <w:szCs w:val="16"/>
               </w:rPr>
               <w:t>Bebinca</w:t>
             </w:r>
@@ -620,33 +700,34 @@
         </w:tc>
         <w:tc>
           <w:tcPr>
-            <w:tcW w:w="3507" w:type="dxa"/>
-          </w:tcPr>
-          <w:p>
-            <w:pPr>
-              <w:jc w:val="center"/>
-              <w:rPr>
-                <w:rFonts w:ascii="Aptos" w:hAnsi="Aptos"/>
-                <w:sz w:val="20"/>
-                <w:szCs w:val="20"/>
-              </w:rPr>
-            </w:pPr>
-            <w:r>
-              <w:rPr>
-                <w:rFonts w:ascii="Aptos" w:hAnsi="Aptos" w:cs="Lucida Grande"/>
-                <w:color w:val="000000"/>
-                <w:sz w:val="20"/>
-                <w:szCs w:val="20"/>
+            <w:tcW w:w="1440" w:type="dxa"/>
+            <w:vAlign w:val="center"/>
+          </w:tcPr>
+          <w:p>
+            <w:pPr>
+              <w:jc w:val="center"/>
+              <w:rPr>
+                <w:rFonts w:ascii="Times New Roman" w:hAnsi="Times New Roman" w:cs="Times New Roman"/>
+                <w:sz w:val="16"/>
+                <w:szCs w:val="16"/>
+              </w:rPr>
+            </w:pPr>
+            <w:r>
+              <w:rPr>
+                <w:rFonts w:ascii="Times New Roman" w:hAnsi="Times New Roman" w:cs="Times New Roman"/>
+                <w:color w:val="000000"/>
+                <w:sz w:val="16"/>
+                <w:szCs w:val="16"/>
                 <w:shd w:val="clear" w:color="auto" w:fill="FFFFFF"/>
               </w:rPr>
               <w:t>36,403,5</w:t>
             </w:r>
             <w:r>
               <w:rPr>
-                <w:rFonts w:ascii="Aptos" w:hAnsi="Aptos" w:cs="Lucida Grande"/>
-                <w:color w:val="000000"/>
-                <w:sz w:val="20"/>
-                <w:szCs w:val="20"/>
+                <w:rFonts w:ascii="Times New Roman" w:hAnsi="Times New Roman" w:cs="Times New Roman"/>
+                <w:color w:val="000000"/>
+                <w:sz w:val="16"/>
+                <w:szCs w:val="16"/>
                 <w:shd w:val="clear" w:color="auto" w:fill="FFFFFF"/>
               </w:rPr>
               <w:t>50</w:t>
@@ -655,22 +736,23 @@
         </w:tc>
         <w:tc>
           <w:tcPr>
-            <w:tcW w:w="3505" w:type="dxa"/>
-          </w:tcPr>
-          <w:p>
-            <w:pPr>
-              <w:jc w:val="center"/>
-              <w:rPr>
-                <w:rFonts w:ascii="Aptos" w:hAnsi="Aptos"/>
-                <w:sz w:val="20"/>
-                <w:szCs w:val="20"/>
-              </w:rPr>
-            </w:pPr>
-            <w:r>
-              <w:rPr>
-                <w:rFonts w:ascii="Aptos" w:hAnsi="Aptos"/>
-                <w:sz w:val="20"/>
-                <w:szCs w:val="20"/>
+            <w:tcW w:w="1800" w:type="dxa"/>
+            <w:vAlign w:val="center"/>
+          </w:tcPr>
+          <w:p>
+            <w:pPr>
+              <w:jc w:val="center"/>
+              <w:rPr>
+                <w:rFonts w:ascii="Times New Roman" w:hAnsi="Times New Roman" w:cs="Times New Roman"/>
+                <w:sz w:val="16"/>
+                <w:szCs w:val="16"/>
+              </w:rPr>
+            </w:pPr>
+            <w:r>
+              <w:rPr>
+                <w:rFonts w:ascii="Times New Roman" w:hAnsi="Times New Roman" w:cs="Times New Roman"/>
+                <w:sz w:val="16"/>
+                <w:szCs w:val="16"/>
               </w:rPr>
               <w:t>China, Japan</w:t>
             </w:r>
@@ -678,48 +760,53 @@
         </w:tc>
       </w:tr>
       <w:tr>
-        <w:tc>
-          <w:tcPr>
-            <w:tcW w:w="740" w:type="dxa"/>
-          </w:tcPr>
-          <w:p>
-            <w:pPr>
-              <w:jc w:val="center"/>
-              <w:rPr>
-                <w:rFonts w:ascii="Aptos" w:hAnsi="Aptos"/>
-                <w:sz w:val="20"/>
-                <w:szCs w:val="20"/>
-              </w:rPr>
-            </w:pPr>
-            <w:r>
-              <w:rPr>
-                <w:rFonts w:ascii="Aptos" w:hAnsi="Aptos"/>
-                <w:sz w:val="20"/>
-                <w:szCs w:val="20"/>
-              </w:rPr>
-              <w:t>5</w:t>
-            </w:r>
-          </w:p>
-        </w:tc>
-        <w:tc>
-          <w:tcPr>
-            <w:tcW w:w="1580" w:type="dxa"/>
-          </w:tcPr>
-          <w:p>
-            <w:pPr>
-              <w:jc w:val="center"/>
-              <w:rPr>
-                <w:rFonts w:ascii="Aptos" w:hAnsi="Aptos"/>
-                <w:sz w:val="20"/>
-                <w:szCs w:val="20"/>
+        <w:trPr>
+          <w:trHeight w:hRule="exact" w:val="360"/>
+        </w:trPr>
+        <w:tc>
+          <w:tcPr>
+            <w:tcW w:w="590" w:type="dxa"/>
+            <w:vAlign w:val="center"/>
+          </w:tcPr>
+          <w:p>
+            <w:pPr>
+              <w:jc w:val="center"/>
+              <w:rPr>
+                <w:rFonts w:ascii="Times New Roman" w:hAnsi="Times New Roman" w:cs="Times New Roman"/>
+                <w:sz w:val="16"/>
+                <w:szCs w:val="16"/>
+              </w:rPr>
+            </w:pPr>
+            <w:r>
+              <w:rPr>
+                <w:rFonts w:ascii="Times New Roman" w:hAnsi="Times New Roman" w:cs="Times New Roman"/>
+                <w:sz w:val="16"/>
+                <w:szCs w:val="16"/>
+              </w:rPr>
+              <w:t>6</w:t>
+            </w:r>
+          </w:p>
+        </w:tc>
+        <w:tc>
+          <w:tcPr>
+            <w:tcW w:w="1007" w:type="dxa"/>
+            <w:vAlign w:val="center"/>
+          </w:tcPr>
+          <w:p>
+            <w:pPr>
+              <w:jc w:val="center"/>
+              <w:rPr>
+                <w:rFonts w:ascii="Times New Roman" w:hAnsi="Times New Roman" w:cs="Times New Roman"/>
+                <w:sz w:val="16"/>
+                <w:szCs w:val="16"/>
               </w:rPr>
             </w:pPr>
             <w:proofErr w:type="spellStart"/>
             <w:r>
               <w:rPr>
-                <w:rFonts w:ascii="Aptos" w:hAnsi="Aptos"/>
-                <w:sz w:val="20"/>
-                <w:szCs w:val="20"/>
+                <w:rFonts w:ascii="Times New Roman" w:hAnsi="Times New Roman" w:cs="Times New Roman"/>
+                <w:sz w:val="16"/>
+                <w:szCs w:val="16"/>
               </w:rPr>
               <w:t>Ewiniar</w:t>
             </w:r>
@@ -728,32 +815,33 @@
         </w:tc>
         <w:tc>
           <w:tcPr>
-            <w:tcW w:w="3507" w:type="dxa"/>
-          </w:tcPr>
-          <w:p>
-            <w:pPr>
-              <w:jc w:val="center"/>
-              <w:rPr>
-                <w:rFonts w:ascii="Aptos" w:hAnsi="Aptos"/>
-                <w:sz w:val="20"/>
-                <w:szCs w:val="20"/>
-              </w:rPr>
-            </w:pPr>
-            <w:r>
-              <w:rPr>
-                <w:rFonts w:ascii="Aptos" w:hAnsi="Aptos" w:cs="Lucida Grande"/>
-                <w:color w:val="000000"/>
-                <w:sz w:val="20"/>
-                <w:szCs w:val="20"/>
+            <w:tcW w:w="1440" w:type="dxa"/>
+            <w:vAlign w:val="center"/>
+          </w:tcPr>
+          <w:p>
+            <w:pPr>
+              <w:jc w:val="center"/>
+              <w:rPr>
+                <w:rFonts w:ascii="Times New Roman" w:hAnsi="Times New Roman" w:cs="Times New Roman"/>
+                <w:sz w:val="16"/>
+                <w:szCs w:val="16"/>
+              </w:rPr>
+            </w:pPr>
+            <w:r>
+              <w:rPr>
+                <w:rFonts w:ascii="Times New Roman" w:hAnsi="Times New Roman" w:cs="Times New Roman"/>
+                <w:color w:val="000000"/>
+                <w:sz w:val="16"/>
+                <w:szCs w:val="16"/>
               </w:rPr>
               <w:t>30,802,31</w:t>
             </w:r>
             <w:r>
               <w:rPr>
-                <w:rFonts w:ascii="Aptos" w:hAnsi="Aptos" w:cs="Lucida Grande"/>
-                <w:color w:val="000000"/>
-                <w:sz w:val="20"/>
-                <w:szCs w:val="20"/>
+                <w:rFonts w:ascii="Times New Roman" w:hAnsi="Times New Roman" w:cs="Times New Roman"/>
+                <w:color w:val="000000"/>
+                <w:sz w:val="16"/>
+                <w:szCs w:val="16"/>
               </w:rPr>
               <w:t>0</w:t>
             </w:r>
@@ -761,22 +849,23 @@
         </w:tc>
         <w:tc>
           <w:tcPr>
-            <w:tcW w:w="3505" w:type="dxa"/>
-          </w:tcPr>
-          <w:p>
-            <w:pPr>
-              <w:jc w:val="center"/>
-              <w:rPr>
-                <w:rFonts w:ascii="Aptos" w:hAnsi="Aptos"/>
-                <w:sz w:val="20"/>
-                <w:szCs w:val="20"/>
-              </w:rPr>
-            </w:pPr>
-            <w:r>
-              <w:rPr>
-                <w:rFonts w:ascii="Aptos" w:hAnsi="Aptos"/>
-                <w:sz w:val="20"/>
-                <w:szCs w:val="20"/>
+            <w:tcW w:w="1800" w:type="dxa"/>
+            <w:vAlign w:val="center"/>
+          </w:tcPr>
+          <w:p>
+            <w:pPr>
+              <w:jc w:val="center"/>
+              <w:rPr>
+                <w:rFonts w:ascii="Times New Roman" w:hAnsi="Times New Roman" w:cs="Times New Roman"/>
+                <w:sz w:val="16"/>
+                <w:szCs w:val="16"/>
+              </w:rPr>
+            </w:pPr>
+            <w:r>
+              <w:rPr>
+                <w:rFonts w:ascii="Times New Roman" w:hAnsi="Times New Roman" w:cs="Times New Roman"/>
+                <w:sz w:val="16"/>
+                <w:szCs w:val="16"/>
               </w:rPr>
               <w:t>Philippines</w:t>
             </w:r>
@@ -784,107 +873,112 @@
         </w:tc>
       </w:tr>
       <w:tr>
-        <w:tc>
-          <w:tcPr>
-            <w:tcW w:w="740" w:type="dxa"/>
-          </w:tcPr>
-          <w:p>
-            <w:pPr>
-              <w:jc w:val="center"/>
-              <w:rPr>
-                <w:rFonts w:ascii="Aptos" w:hAnsi="Aptos"/>
-                <w:sz w:val="20"/>
-                <w:szCs w:val="20"/>
-              </w:rPr>
-            </w:pPr>
-            <w:r>
-              <w:rPr>
-                <w:rFonts w:ascii="Aptos" w:hAnsi="Aptos"/>
-                <w:sz w:val="20"/>
-                <w:szCs w:val="20"/>
-              </w:rPr>
-              <w:t>6</w:t>
-            </w:r>
-          </w:p>
-        </w:tc>
-        <w:tc>
-          <w:tcPr>
-            <w:tcW w:w="1580" w:type="dxa"/>
-          </w:tcPr>
-          <w:p>
-            <w:pPr>
-              <w:jc w:val="center"/>
-              <w:rPr>
-                <w:rFonts w:ascii="Aptos" w:hAnsi="Aptos"/>
-                <w:sz w:val="20"/>
-                <w:szCs w:val="20"/>
-              </w:rPr>
-            </w:pPr>
-            <w:r>
-              <w:rPr>
-                <w:rFonts w:ascii="Aptos" w:hAnsi="Aptos" w:cs="Lucida Grande"/>
-                <w:color w:val="000000"/>
-                <w:sz w:val="20"/>
-                <w:szCs w:val="20"/>
+        <w:trPr>
+          <w:trHeight w:hRule="exact" w:val="360"/>
+        </w:trPr>
+        <w:tc>
+          <w:tcPr>
+            <w:tcW w:w="590" w:type="dxa"/>
+            <w:vAlign w:val="center"/>
+          </w:tcPr>
+          <w:p>
+            <w:pPr>
+              <w:jc w:val="center"/>
+              <w:rPr>
+                <w:rFonts w:ascii="Times New Roman" w:hAnsi="Times New Roman" w:cs="Times New Roman"/>
+                <w:sz w:val="16"/>
+                <w:szCs w:val="16"/>
+              </w:rPr>
+            </w:pPr>
+            <w:r>
+              <w:rPr>
+                <w:rFonts w:ascii="Times New Roman" w:hAnsi="Times New Roman" w:cs="Times New Roman"/>
+                <w:sz w:val="16"/>
+                <w:szCs w:val="16"/>
+              </w:rPr>
+              <w:t>7</w:t>
+            </w:r>
+          </w:p>
+        </w:tc>
+        <w:tc>
+          <w:tcPr>
+            <w:tcW w:w="1007" w:type="dxa"/>
+            <w:vAlign w:val="center"/>
+          </w:tcPr>
+          <w:p>
+            <w:pPr>
+              <w:jc w:val="center"/>
+              <w:rPr>
+                <w:rFonts w:ascii="Times New Roman" w:hAnsi="Times New Roman" w:cs="Times New Roman"/>
+                <w:sz w:val="16"/>
+                <w:szCs w:val="16"/>
+              </w:rPr>
+            </w:pPr>
+            <w:r>
+              <w:rPr>
+                <w:rFonts w:ascii="Times New Roman" w:hAnsi="Times New Roman" w:cs="Times New Roman"/>
+                <w:sz w:val="16"/>
+                <w:szCs w:val="16"/>
+              </w:rPr>
+              <w:t>Main-Yi</w:t>
+            </w:r>
+          </w:p>
+        </w:tc>
+        <w:tc>
+          <w:tcPr>
+            <w:tcW w:w="1440" w:type="dxa"/>
+            <w:vAlign w:val="center"/>
+          </w:tcPr>
+          <w:p>
+            <w:pPr>
+              <w:jc w:val="center"/>
+              <w:rPr>
+                <w:rFonts w:ascii="Times New Roman" w:hAnsi="Times New Roman" w:cs="Times New Roman"/>
+                <w:sz w:val="16"/>
+                <w:szCs w:val="16"/>
+              </w:rPr>
+            </w:pPr>
+            <w:r>
+              <w:rPr>
+                <w:rFonts w:ascii="Times New Roman" w:hAnsi="Times New Roman" w:cs="Times New Roman"/>
+                <w:color w:val="000000"/>
+                <w:sz w:val="16"/>
+                <w:szCs w:val="16"/>
                 <w:shd w:val="clear" w:color="auto" w:fill="FFFFFF"/>
               </w:rPr>
-              <w:t>Man-Yi</w:t>
-            </w:r>
-          </w:p>
-        </w:tc>
-        <w:tc>
-          <w:tcPr>
-            <w:tcW w:w="3507" w:type="dxa"/>
-          </w:tcPr>
-          <w:p>
-            <w:pPr>
-              <w:jc w:val="center"/>
-              <w:rPr>
-                <w:rFonts w:ascii="Aptos" w:hAnsi="Aptos"/>
-                <w:sz w:val="20"/>
-                <w:szCs w:val="20"/>
-              </w:rPr>
-            </w:pPr>
-            <w:r>
-              <w:rPr>
-                <w:rFonts w:ascii="Aptos" w:hAnsi="Aptos" w:cs="Lucida Grande"/>
-                <w:color w:val="000000"/>
-                <w:sz w:val="20"/>
-                <w:szCs w:val="20"/>
+              <w:t>27,026,3</w:t>
+            </w:r>
+            <w:r>
+              <w:rPr>
+                <w:rFonts w:ascii="Times New Roman" w:hAnsi="Times New Roman" w:cs="Times New Roman"/>
+                <w:color w:val="000000"/>
+                <w:sz w:val="16"/>
+                <w:szCs w:val="16"/>
                 <w:shd w:val="clear" w:color="auto" w:fill="FFFFFF"/>
               </w:rPr>
-              <w:t>27,026,3</w:t>
-            </w:r>
-            <w:r>
-              <w:rPr>
-                <w:rFonts w:ascii="Aptos" w:hAnsi="Aptos" w:cs="Lucida Grande"/>
-                <w:color w:val="000000"/>
-                <w:sz w:val="20"/>
-                <w:szCs w:val="20"/>
-                <w:shd w:val="clear" w:color="auto" w:fill="FFFFFF"/>
-              </w:rPr>
               <w:t>40</w:t>
             </w:r>
           </w:p>
         </w:tc>
         <w:tc>
           <w:tcPr>
-            <w:tcW w:w="3505" w:type="dxa"/>
-          </w:tcPr>
-          <w:p>
-            <w:pPr>
-              <w:jc w:val="center"/>
-              <w:rPr>
-                <w:rFonts w:ascii="Aptos" w:hAnsi="Aptos"/>
-                <w:sz w:val="20"/>
-                <w:szCs w:val="20"/>
-              </w:rPr>
-            </w:pPr>
-            <w:r>
-              <w:rPr>
-                <w:rFonts w:ascii="Aptos" w:hAnsi="Aptos"/>
-                <w:sz w:val="20"/>
-                <w:szCs w:val="20"/>
+            <w:tcW w:w="1800" w:type="dxa"/>
+            <w:vAlign w:val="center"/>
+          </w:tcPr>
+          <w:p>
+            <w:pPr>
+              <w:jc w:val="center"/>
+              <w:rPr>
+                <w:rFonts w:ascii="Times New Roman" w:hAnsi="Times New Roman" w:cs="Times New Roman"/>
+                <w:sz w:val="16"/>
+                <w:szCs w:val="16"/>
+              </w:rPr>
+            </w:pPr>
+            <w:r>
+              <w:rPr>
+                <w:rFonts w:ascii="Times New Roman" w:hAnsi="Times New Roman" w:cs="Times New Roman"/>
+                <w:sz w:val="16"/>
+                <w:szCs w:val="16"/>
               </w:rPr>
               <w:t>Philippines</w:t>
             </w:r>
@@ -892,50 +986,55 @@
         </w:tc>
       </w:tr>
       <w:tr>
-        <w:tc>
-          <w:tcPr>
-            <w:tcW w:w="740" w:type="dxa"/>
-          </w:tcPr>
-          <w:p>
-            <w:pPr>
-              <w:jc w:val="center"/>
-              <w:rPr>
-                <w:rFonts w:ascii="Aptos" w:hAnsi="Aptos"/>
-                <w:sz w:val="20"/>
-                <w:szCs w:val="20"/>
-              </w:rPr>
-            </w:pPr>
-            <w:r>
-              <w:rPr>
-                <w:rFonts w:ascii="Aptos" w:hAnsi="Aptos"/>
-                <w:sz w:val="20"/>
-                <w:szCs w:val="20"/>
-              </w:rPr>
-              <w:t>7</w:t>
-            </w:r>
-          </w:p>
-        </w:tc>
-        <w:tc>
-          <w:tcPr>
-            <w:tcW w:w="1580" w:type="dxa"/>
-          </w:tcPr>
-          <w:p>
-            <w:pPr>
-              <w:jc w:val="center"/>
-              <w:rPr>
-                <w:rFonts w:ascii="Aptos" w:hAnsi="Aptos" w:cs="Lucida Grande"/>
-                <w:color w:val="000000"/>
-                <w:sz w:val="20"/>
-                <w:szCs w:val="20"/>
+        <w:trPr>
+          <w:trHeight w:hRule="exact" w:val="360"/>
+        </w:trPr>
+        <w:tc>
+          <w:tcPr>
+            <w:tcW w:w="590" w:type="dxa"/>
+            <w:vAlign w:val="center"/>
+          </w:tcPr>
+          <w:p>
+            <w:pPr>
+              <w:jc w:val="center"/>
+              <w:rPr>
+                <w:rFonts w:ascii="Times New Roman" w:hAnsi="Times New Roman" w:cs="Times New Roman"/>
+                <w:sz w:val="16"/>
+                <w:szCs w:val="16"/>
+              </w:rPr>
+            </w:pPr>
+            <w:r>
+              <w:rPr>
+                <w:rFonts w:ascii="Times New Roman" w:hAnsi="Times New Roman" w:cs="Times New Roman"/>
+                <w:sz w:val="16"/>
+                <w:szCs w:val="16"/>
+              </w:rPr>
+              <w:t>8</w:t>
+            </w:r>
+          </w:p>
+        </w:tc>
+        <w:tc>
+          <w:tcPr>
+            <w:tcW w:w="1007" w:type="dxa"/>
+            <w:vAlign w:val="center"/>
+          </w:tcPr>
+          <w:p>
+            <w:pPr>
+              <w:jc w:val="center"/>
+              <w:rPr>
+                <w:rFonts w:ascii="Times New Roman" w:hAnsi="Times New Roman" w:cs="Times New Roman"/>
+                <w:color w:val="000000"/>
+                <w:sz w:val="16"/>
+                <w:szCs w:val="16"/>
                 <w:shd w:val="clear" w:color="auto" w:fill="FFFFFF"/>
               </w:rPr>
             </w:pPr>
             <w:r>
               <w:rPr>
-                <w:rFonts w:ascii="Aptos" w:hAnsi="Aptos" w:cs="Lucida Grande"/>
-                <w:color w:val="000000"/>
-                <w:sz w:val="20"/>
-                <w:szCs w:val="20"/>
+                <w:rFonts w:ascii="Times New Roman" w:hAnsi="Times New Roman" w:cs="Times New Roman"/>
+                <w:color w:val="000000"/>
+                <w:sz w:val="16"/>
+                <w:szCs w:val="16"/>
                 <w:shd w:val="clear" w:color="auto" w:fill="FFFFFF"/>
               </w:rPr>
               <w:t>Helene</w:t>
@@ -944,25 +1043,26 @@
         </w:tc>
         <w:tc>
           <w:tcPr>
-            <w:tcW w:w="3507" w:type="dxa"/>
-          </w:tcPr>
-          <w:p>
-            <w:pPr>
-              <w:jc w:val="center"/>
-              <w:rPr>
-                <w:rFonts w:ascii="Aptos" w:hAnsi="Aptos" w:cs="Lucida Grande"/>
-                <w:color w:val="000000"/>
-                <w:sz w:val="20"/>
-                <w:szCs w:val="20"/>
+            <w:tcW w:w="1440" w:type="dxa"/>
+            <w:vAlign w:val="center"/>
+          </w:tcPr>
+          <w:p>
+            <w:pPr>
+              <w:jc w:val="center"/>
+              <w:rPr>
+                <w:rFonts w:ascii="Times New Roman" w:hAnsi="Times New Roman" w:cs="Times New Roman"/>
+                <w:color w:val="000000"/>
+                <w:sz w:val="16"/>
+                <w:szCs w:val="16"/>
                 <w:shd w:val="clear" w:color="auto" w:fill="FFFFFF"/>
               </w:rPr>
             </w:pPr>
             <w:r>
               <w:rPr>
-                <w:rFonts w:ascii="Aptos" w:hAnsi="Aptos" w:cs="Lucida Grande"/>
-                <w:color w:val="000000"/>
-                <w:sz w:val="20"/>
-                <w:szCs w:val="20"/>
+                <w:rFonts w:ascii="Times New Roman" w:hAnsi="Times New Roman" w:cs="Times New Roman"/>
+                <w:color w:val="000000"/>
+                <w:sz w:val="16"/>
+                <w:szCs w:val="16"/>
                 <w:shd w:val="clear" w:color="auto" w:fill="FFFFFF"/>
               </w:rPr>
               <w:t>17,986,410</w:t>
@@ -971,82 +1071,88 @@
         </w:tc>
         <w:tc>
           <w:tcPr>
-            <w:tcW w:w="3505" w:type="dxa"/>
-          </w:tcPr>
-          <w:p>
-            <w:pPr>
-              <w:jc w:val="center"/>
-              <w:rPr>
-                <w:rFonts w:ascii="Aptos" w:hAnsi="Aptos"/>
-                <w:sz w:val="20"/>
-                <w:szCs w:val="20"/>
-              </w:rPr>
-            </w:pPr>
-            <w:r>
-              <w:rPr>
-                <w:rFonts w:ascii="Aptos" w:hAnsi="Aptos"/>
-                <w:sz w:val="20"/>
-                <w:szCs w:val="20"/>
-              </w:rPr>
-              <w:t>Mexico, U</w:t>
-            </w:r>
-            <w:r>
-              <w:rPr>
-                <w:rFonts w:ascii="Aptos" w:hAnsi="Aptos"/>
-                <w:sz w:val="20"/>
-                <w:szCs w:val="20"/>
-              </w:rPr>
-              <w:t>nited States of America</w:t>
+            <w:tcW w:w="1800" w:type="dxa"/>
+            <w:vAlign w:val="center"/>
+          </w:tcPr>
+          <w:p>
+            <w:pPr>
+              <w:jc w:val="center"/>
+              <w:rPr>
+                <w:rFonts w:ascii="Times New Roman" w:hAnsi="Times New Roman" w:cs="Times New Roman"/>
+                <w:sz w:val="16"/>
+                <w:szCs w:val="16"/>
+              </w:rPr>
+            </w:pPr>
+            <w:r>
+              <w:rPr>
+                <w:rFonts w:ascii="Times New Roman" w:hAnsi="Times New Roman" w:cs="Times New Roman"/>
+                <w:sz w:val="16"/>
+                <w:szCs w:val="16"/>
+              </w:rPr>
+              <w:t xml:space="preserve">Mexico, </w:t>
+            </w:r>
+            <w:r>
+              <w:rPr>
+                <w:rFonts w:ascii="Times New Roman" w:hAnsi="Times New Roman" w:cs="Times New Roman"/>
+                <w:sz w:val="16"/>
+                <w:szCs w:val="16"/>
+              </w:rPr>
+              <w:t>USA</w:t>
             </w:r>
           </w:p>
         </w:tc>
       </w:tr>
       <w:tr>
-        <w:tc>
-          <w:tcPr>
-            <w:tcW w:w="740" w:type="dxa"/>
-          </w:tcPr>
-          <w:p>
-            <w:pPr>
-              <w:jc w:val="center"/>
-              <w:rPr>
-                <w:rFonts w:ascii="Aptos" w:hAnsi="Aptos"/>
-                <w:sz w:val="20"/>
-                <w:szCs w:val="20"/>
-              </w:rPr>
-            </w:pPr>
-            <w:r>
-              <w:rPr>
-                <w:rFonts w:ascii="Aptos" w:hAnsi="Aptos"/>
-                <w:sz w:val="20"/>
-                <w:szCs w:val="20"/>
-              </w:rPr>
-              <w:t>8</w:t>
-            </w:r>
-          </w:p>
-        </w:tc>
-        <w:tc>
-          <w:tcPr>
-            <w:tcW w:w="1580" w:type="dxa"/>
-          </w:tcPr>
-          <w:p>
-            <w:pPr>
-              <w:jc w:val="center"/>
-              <w:rPr>
-                <w:rFonts w:ascii="Aptos" w:hAnsi="Aptos" w:cs="Lucida Grande"/>
-                <w:color w:val="000000"/>
-                <w:sz w:val="20"/>
-                <w:szCs w:val="20"/>
+        <w:trPr>
+          <w:trHeight w:hRule="exact" w:val="360"/>
+        </w:trPr>
+        <w:tc>
+          <w:tcPr>
+            <w:tcW w:w="590" w:type="dxa"/>
+            <w:vAlign w:val="center"/>
+          </w:tcPr>
+          <w:p>
+            <w:pPr>
+              <w:jc w:val="center"/>
+              <w:rPr>
+                <w:rFonts w:ascii="Times New Roman" w:hAnsi="Times New Roman" w:cs="Times New Roman"/>
+                <w:sz w:val="16"/>
+                <w:szCs w:val="16"/>
+              </w:rPr>
+            </w:pPr>
+            <w:r>
+              <w:rPr>
+                <w:rFonts w:ascii="Times New Roman" w:hAnsi="Times New Roman" w:cs="Times New Roman"/>
+                <w:sz w:val="16"/>
+                <w:szCs w:val="16"/>
+              </w:rPr>
+              <w:t>9</w:t>
+            </w:r>
+          </w:p>
+        </w:tc>
+        <w:tc>
+          <w:tcPr>
+            <w:tcW w:w="1007" w:type="dxa"/>
+            <w:vAlign w:val="center"/>
+          </w:tcPr>
+          <w:p>
+            <w:pPr>
+              <w:jc w:val="center"/>
+              <w:rPr>
+                <w:rFonts w:ascii="Times New Roman" w:hAnsi="Times New Roman" w:cs="Times New Roman"/>
+                <w:color w:val="000000"/>
+                <w:sz w:val="16"/>
+                <w:szCs w:val="16"/>
                 <w:shd w:val="clear" w:color="auto" w:fill="FFFFFF"/>
               </w:rPr>
             </w:pPr>
             <w:proofErr w:type="spellStart"/>
             <w:r>
               <w:rPr>
-                <w:rFonts w:ascii="Aptos" w:hAnsi="Aptos" w:cs="Lucida Grande"/>
-                <w:color w:val="000000"/>
-                <w:sz w:val="20"/>
-                <w:szCs w:val="20"/>
+                <w:rFonts w:ascii="Times New Roman" w:hAnsi="Times New Roman" w:cs="Times New Roman"/>
+                <w:color w:val="000000"/>
+                <w:sz w:val="16"/>
+                <w:szCs w:val="16"/>
                 <w:shd w:val="clear" w:color="auto" w:fill="FFFFFF"/>
               </w:rPr>
               <w:t>Ampil</w:t>
@@ -1056,34 +1162,35 @@
         </w:tc>
         <w:tc>
           <w:tcPr>
-            <w:tcW w:w="3507" w:type="dxa"/>
-          </w:tcPr>
-          <w:p>
-            <w:pPr>
-              <w:jc w:val="center"/>
-              <w:rPr>
-                <w:rFonts w:ascii="Aptos" w:hAnsi="Aptos" w:cs="Lucida Grande"/>
-                <w:color w:val="000000"/>
-                <w:sz w:val="20"/>
-                <w:szCs w:val="20"/>
+            <w:tcW w:w="1440" w:type="dxa"/>
+            <w:vAlign w:val="center"/>
+          </w:tcPr>
+          <w:p>
+            <w:pPr>
+              <w:jc w:val="center"/>
+              <w:rPr>
+                <w:rFonts w:ascii="Times New Roman" w:hAnsi="Times New Roman" w:cs="Times New Roman"/>
+                <w:color w:val="000000"/>
+                <w:sz w:val="16"/>
+                <w:szCs w:val="16"/>
                 <w:shd w:val="clear" w:color="auto" w:fill="FFFFFF"/>
               </w:rPr>
             </w:pPr>
             <w:r>
               <w:rPr>
-                <w:rFonts w:ascii="Aptos" w:hAnsi="Aptos" w:cs="Lucida Grande"/>
-                <w:color w:val="000000"/>
-                <w:sz w:val="20"/>
-                <w:szCs w:val="20"/>
+                <w:rFonts w:ascii="Times New Roman" w:hAnsi="Times New Roman" w:cs="Times New Roman"/>
+                <w:color w:val="000000"/>
+                <w:sz w:val="16"/>
+                <w:szCs w:val="16"/>
               </w:rPr>
               <w:t>17,971,7</w:t>
             </w:r>
             <w:r>
               <w:rPr>
-                <w:rFonts w:ascii="Aptos" w:hAnsi="Aptos" w:cs="Lucida Grande"/>
-                <w:color w:val="000000"/>
-                <w:sz w:val="20"/>
-                <w:szCs w:val="20"/>
+                <w:rFonts w:ascii="Times New Roman" w:hAnsi="Times New Roman" w:cs="Times New Roman"/>
+                <w:color w:val="000000"/>
+                <w:sz w:val="16"/>
+                <w:szCs w:val="16"/>
               </w:rPr>
               <w:t>80</w:t>
             </w:r>
@@ -1091,22 +1198,23 @@
         </w:tc>
         <w:tc>
           <w:tcPr>
-            <w:tcW w:w="3505" w:type="dxa"/>
-          </w:tcPr>
-          <w:p>
-            <w:pPr>
-              <w:jc w:val="center"/>
-              <w:rPr>
-                <w:rFonts w:ascii="Aptos" w:hAnsi="Aptos"/>
-                <w:sz w:val="20"/>
-                <w:szCs w:val="20"/>
-              </w:rPr>
-            </w:pPr>
-            <w:r>
-              <w:rPr>
-                <w:rFonts w:ascii="Aptos" w:hAnsi="Aptos"/>
-                <w:sz w:val="20"/>
-                <w:szCs w:val="20"/>
+            <w:tcW w:w="1800" w:type="dxa"/>
+            <w:vAlign w:val="center"/>
+          </w:tcPr>
+          <w:p>
+            <w:pPr>
+              <w:jc w:val="center"/>
+              <w:rPr>
+                <w:rFonts w:ascii="Times New Roman" w:hAnsi="Times New Roman" w:cs="Times New Roman"/>
+                <w:sz w:val="16"/>
+                <w:szCs w:val="16"/>
+              </w:rPr>
+            </w:pPr>
+            <w:r>
+              <w:rPr>
+                <w:rFonts w:ascii="Times New Roman" w:hAnsi="Times New Roman" w:cs="Times New Roman"/>
+                <w:sz w:val="16"/>
+                <w:szCs w:val="16"/>
               </w:rPr>
               <w:t>Japan</w:t>
             </w:r>
@@ -1114,47 +1222,52 @@
         </w:tc>
       </w:tr>
       <w:tr>
-        <w:tc>
-          <w:tcPr>
-            <w:tcW w:w="740" w:type="dxa"/>
-          </w:tcPr>
-          <w:p>
-            <w:pPr>
-              <w:jc w:val="center"/>
-              <w:rPr>
-                <w:rFonts w:ascii="Aptos" w:hAnsi="Aptos"/>
-                <w:sz w:val="20"/>
-                <w:szCs w:val="20"/>
-              </w:rPr>
-            </w:pPr>
-            <w:r>
-              <w:rPr>
-                <w:rFonts w:ascii="Aptos" w:hAnsi="Aptos"/>
-                <w:sz w:val="20"/>
-                <w:szCs w:val="20"/>
-              </w:rPr>
-              <w:t>9</w:t>
-            </w:r>
-          </w:p>
-        </w:tc>
-        <w:tc>
-          <w:tcPr>
-            <w:tcW w:w="1580" w:type="dxa"/>
-          </w:tcPr>
-          <w:p>
-            <w:pPr>
-              <w:jc w:val="center"/>
-              <w:rPr>
-                <w:rFonts w:ascii="Aptos" w:hAnsi="Aptos"/>
-                <w:sz w:val="20"/>
-                <w:szCs w:val="20"/>
-              </w:rPr>
-            </w:pPr>
-            <w:r>
-              <w:rPr>
-                <w:rFonts w:ascii="Aptos" w:hAnsi="Aptos"/>
-                <w:sz w:val="20"/>
-                <w:szCs w:val="20"/>
+        <w:trPr>
+          <w:trHeight w:hRule="exact" w:val="360"/>
+        </w:trPr>
+        <w:tc>
+          <w:tcPr>
+            <w:tcW w:w="590" w:type="dxa"/>
+            <w:vAlign w:val="center"/>
+          </w:tcPr>
+          <w:p>
+            <w:pPr>
+              <w:jc w:val="center"/>
+              <w:rPr>
+                <w:rFonts w:ascii="Times New Roman" w:hAnsi="Times New Roman" w:cs="Times New Roman"/>
+                <w:sz w:val="16"/>
+                <w:szCs w:val="16"/>
+              </w:rPr>
+            </w:pPr>
+            <w:r>
+              <w:rPr>
+                <w:rFonts w:ascii="Times New Roman" w:hAnsi="Times New Roman" w:cs="Times New Roman"/>
+                <w:sz w:val="16"/>
+                <w:szCs w:val="16"/>
+              </w:rPr>
+              <w:t>10</w:t>
+            </w:r>
+          </w:p>
+        </w:tc>
+        <w:tc>
+          <w:tcPr>
+            <w:tcW w:w="1007" w:type="dxa"/>
+            <w:vAlign w:val="center"/>
+          </w:tcPr>
+          <w:p>
+            <w:pPr>
+              <w:jc w:val="center"/>
+              <w:rPr>
+                <w:rFonts w:ascii="Times New Roman" w:hAnsi="Times New Roman" w:cs="Times New Roman"/>
+                <w:sz w:val="16"/>
+                <w:szCs w:val="16"/>
+              </w:rPr>
+            </w:pPr>
+            <w:r>
+              <w:rPr>
+                <w:rFonts w:ascii="Times New Roman" w:hAnsi="Times New Roman" w:cs="Times New Roman"/>
+                <w:sz w:val="16"/>
+                <w:szCs w:val="16"/>
               </w:rPr>
               <w:t>Dana</w:t>
             </w:r>
@@ -1162,33 +1275,34 @@
         </w:tc>
         <w:tc>
           <w:tcPr>
-            <w:tcW w:w="3507" w:type="dxa"/>
-          </w:tcPr>
-          <w:p>
-            <w:pPr>
-              <w:jc w:val="center"/>
-              <w:rPr>
-                <w:rFonts w:ascii="Aptos" w:hAnsi="Aptos"/>
-                <w:sz w:val="20"/>
-                <w:szCs w:val="20"/>
-              </w:rPr>
-            </w:pPr>
-            <w:r>
-              <w:rPr>
-                <w:rFonts w:ascii="Aptos" w:hAnsi="Aptos" w:cs="Lucida Grande"/>
-                <w:color w:val="000000"/>
-                <w:sz w:val="20"/>
-                <w:szCs w:val="20"/>
+            <w:tcW w:w="1440" w:type="dxa"/>
+            <w:vAlign w:val="center"/>
+          </w:tcPr>
+          <w:p>
+            <w:pPr>
+              <w:jc w:val="center"/>
+              <w:rPr>
+                <w:rFonts w:ascii="Times New Roman" w:hAnsi="Times New Roman" w:cs="Times New Roman"/>
+                <w:sz w:val="16"/>
+                <w:szCs w:val="16"/>
+              </w:rPr>
+            </w:pPr>
+            <w:r>
+              <w:rPr>
+                <w:rFonts w:ascii="Times New Roman" w:hAnsi="Times New Roman" w:cs="Times New Roman"/>
+                <w:color w:val="000000"/>
+                <w:sz w:val="16"/>
+                <w:szCs w:val="16"/>
                 <w:shd w:val="clear" w:color="auto" w:fill="FFFFFF"/>
               </w:rPr>
               <w:t>16,903,</w:t>
             </w:r>
             <w:r>
               <w:rPr>
-                <w:rFonts w:ascii="Aptos" w:hAnsi="Aptos" w:cs="Lucida Grande"/>
-                <w:color w:val="000000"/>
-                <w:sz w:val="20"/>
-                <w:szCs w:val="20"/>
+                <w:rFonts w:ascii="Times New Roman" w:hAnsi="Times New Roman" w:cs="Times New Roman"/>
+                <w:color w:val="000000"/>
+                <w:sz w:val="16"/>
+                <w:szCs w:val="16"/>
                 <w:shd w:val="clear" w:color="auto" w:fill="FFFFFF"/>
               </w:rPr>
               <w:t>800</w:t>
@@ -1197,22 +1311,23 @@
         </w:tc>
         <w:tc>
           <w:tcPr>
-            <w:tcW w:w="3505" w:type="dxa"/>
-          </w:tcPr>
-          <w:p>
-            <w:pPr>
-              <w:jc w:val="center"/>
-              <w:rPr>
-                <w:rFonts w:ascii="Aptos" w:hAnsi="Aptos"/>
-                <w:sz w:val="20"/>
-                <w:szCs w:val="20"/>
-              </w:rPr>
-            </w:pPr>
-            <w:r>
-              <w:rPr>
-                <w:rFonts w:ascii="Aptos" w:hAnsi="Aptos"/>
-                <w:sz w:val="20"/>
-                <w:szCs w:val="20"/>
+            <w:tcW w:w="1800" w:type="dxa"/>
+            <w:vAlign w:val="center"/>
+          </w:tcPr>
+          <w:p>
+            <w:pPr>
+              <w:jc w:val="center"/>
+              <w:rPr>
+                <w:rFonts w:ascii="Times New Roman" w:hAnsi="Times New Roman" w:cs="Times New Roman"/>
+                <w:sz w:val="16"/>
+                <w:szCs w:val="16"/>
+              </w:rPr>
+            </w:pPr>
+            <w:r>
+              <w:rPr>
+                <w:rFonts w:ascii="Times New Roman" w:hAnsi="Times New Roman" w:cs="Times New Roman"/>
+                <w:sz w:val="16"/>
+                <w:szCs w:val="16"/>
               </w:rPr>
               <w:t>India</w:t>
             </w:r>
@@ -1248,37 +1363,44 @@
     <w:tbl>
       <w:tblPr>
         <w:tblStyle w:val="TableGrid"/>
-        <w:tblW w:w="0" w:type="auto"/>
+        <w:tblW w:w="4838" w:type="dxa"/>
         <w:tblInd w:w="10" w:type="dxa"/>
         <w:tblLook w:val="04A0" w:firstRow="1" w:lastRow="0" w:firstColumn="1" w:lastColumn="0" w:noHBand="0" w:noVBand="1"/>
       </w:tblPr>
       <w:tblGrid>
-        <w:gridCol w:w="795"/>
-        <w:gridCol w:w="1260"/>
-        <w:gridCol w:w="2790"/>
-        <w:gridCol w:w="4484"/>
-        <w:gridCol w:w="11"/>
+        <w:gridCol w:w="590"/>
+        <w:gridCol w:w="1008"/>
+        <w:gridCol w:w="1440"/>
+        <w:gridCol w:w="1800"/>
       </w:tblGrid>
       <w:tr>
-        <w:tc>
-          <w:tcPr>
-            <w:tcW w:w="795" w:type="dxa"/>
-          </w:tcPr>
-          <w:p>
-            <w:pPr>
-              <w:spacing w:line="20" w:lineRule="atLeast"/>
-              <w:jc w:val="center"/>
-              <w:rPr>
-                <w:rFonts w:ascii="Aptos" w:hAnsi="Aptos"/>
-                <w:sz w:val="20"/>
-                <w:szCs w:val="20"/>
-              </w:rPr>
-            </w:pPr>
-            <w:r>
-              <w:rPr>
-                <w:rFonts w:ascii="Aptos" w:hAnsi="Aptos"/>
-                <w:sz w:val="20"/>
-                <w:szCs w:val="20"/>
+        <w:trPr>
+          <w:trHeight w:val="432"/>
+        </w:trPr>
+        <w:tc>
+          <w:tcPr>
+            <w:tcW w:w="590" w:type="dxa"/>
+            <w:vAlign w:val="center"/>
+          </w:tcPr>
+          <w:p>
+            <w:pPr>
+              <w:spacing w:line="20" w:lineRule="atLeast"/>
+              <w:jc w:val="center"/>
+              <w:rPr>
+                <w:rFonts w:ascii="Times New Roman" w:hAnsi="Times New Roman" w:cs="Times New Roman"/>
+                <w:b/>
+                <w:bCs/>
+                <w:sz w:val="16"/>
+                <w:szCs w:val="16"/>
+              </w:rPr>
+            </w:pPr>
+            <w:r>
+              <w:rPr>
+                <w:rFonts w:ascii="Times New Roman" w:hAnsi="Times New Roman" w:cs="Times New Roman"/>
+                <w:b/>
+                <w:bCs/>
+                <w:sz w:val="16"/>
+                <w:szCs w:val="16"/>
               </w:rPr>
               <w:t>Rank</w:t>
             </w:r>
@@ -1286,23 +1408,28 @@
         </w:tc>
         <w:tc>
           <w:tcPr>
-            <w:tcW w:w="1260" w:type="dxa"/>
-          </w:tcPr>
-          <w:p>
-            <w:pPr>
-              <w:spacing w:line="20" w:lineRule="atLeast"/>
-              <w:jc w:val="center"/>
-              <w:rPr>
-                <w:rFonts w:ascii="Aptos" w:hAnsi="Aptos"/>
-                <w:sz w:val="20"/>
-                <w:szCs w:val="20"/>
-              </w:rPr>
-            </w:pPr>
-            <w:r>
-              <w:rPr>
-                <w:rFonts w:ascii="Aptos" w:hAnsi="Aptos"/>
-                <w:sz w:val="20"/>
-                <w:szCs w:val="20"/>
+            <w:tcW w:w="1008" w:type="dxa"/>
+            <w:vAlign w:val="center"/>
+          </w:tcPr>
+          <w:p>
+            <w:pPr>
+              <w:spacing w:line="20" w:lineRule="atLeast"/>
+              <w:jc w:val="center"/>
+              <w:rPr>
+                <w:rFonts w:ascii="Times New Roman" w:hAnsi="Times New Roman" w:cs="Times New Roman"/>
+                <w:b/>
+                <w:bCs/>
+                <w:sz w:val="16"/>
+                <w:szCs w:val="16"/>
+              </w:rPr>
+            </w:pPr>
+            <w:r>
+              <w:rPr>
+                <w:rFonts w:ascii="Times New Roman" w:hAnsi="Times New Roman" w:cs="Times New Roman"/>
+                <w:b/>
+                <w:bCs/>
+                <w:sz w:val="16"/>
+                <w:szCs w:val="16"/>
               </w:rPr>
               <w:t>Storm</w:t>
             </w:r>
@@ -1310,23 +1437,28 @@
         </w:tc>
         <w:tc>
           <w:tcPr>
-            <w:tcW w:w="2790" w:type="dxa"/>
-          </w:tcPr>
-          <w:p>
-            <w:pPr>
-              <w:spacing w:line="20" w:lineRule="atLeast"/>
-              <w:jc w:val="center"/>
-              <w:rPr>
-                <w:rFonts w:ascii="Aptos" w:hAnsi="Aptos"/>
-                <w:sz w:val="20"/>
-                <w:szCs w:val="20"/>
-              </w:rPr>
-            </w:pPr>
-            <w:r>
-              <w:rPr>
-                <w:rFonts w:ascii="Aptos" w:hAnsi="Aptos"/>
-                <w:sz w:val="20"/>
-                <w:szCs w:val="20"/>
+            <w:tcW w:w="1440" w:type="dxa"/>
+            <w:vAlign w:val="center"/>
+          </w:tcPr>
+          <w:p>
+            <w:pPr>
+              <w:spacing w:line="20" w:lineRule="atLeast"/>
+              <w:jc w:val="center"/>
+              <w:rPr>
+                <w:rFonts w:ascii="Times New Roman" w:hAnsi="Times New Roman" w:cs="Times New Roman"/>
+                <w:b/>
+                <w:bCs/>
+                <w:sz w:val="16"/>
+                <w:szCs w:val="16"/>
+              </w:rPr>
+            </w:pPr>
+            <w:r>
+              <w:rPr>
+                <w:rFonts w:ascii="Times New Roman" w:hAnsi="Times New Roman" w:cs="Times New Roman"/>
+                <w:b/>
+                <w:bCs/>
+                <w:sz w:val="16"/>
+                <w:szCs w:val="16"/>
               </w:rPr>
               <w:t>Total person-day exposure caused</w:t>
             </w:r>
@@ -1334,153 +1466,98 @@
         </w:tc>
         <w:tc>
           <w:tcPr>
-            <w:tcW w:w="4495" w:type="dxa"/>
-            <w:gridSpan w:val="2"/>
-          </w:tcPr>
-          <w:p>
-            <w:pPr>
-              <w:spacing w:line="20" w:lineRule="atLeast"/>
-              <w:jc w:val="center"/>
-              <w:rPr>
-                <w:rFonts w:ascii="Aptos" w:hAnsi="Aptos"/>
-                <w:sz w:val="20"/>
-                <w:szCs w:val="20"/>
-              </w:rPr>
-            </w:pPr>
-            <w:r>
-              <w:rPr>
-                <w:rFonts w:ascii="Aptos" w:hAnsi="Aptos"/>
-                <w:sz w:val="20"/>
-                <w:szCs w:val="20"/>
-              </w:rPr>
-              <w:t>Countries/territories impacted</w:t>
-            </w:r>
-          </w:p>
-        </w:tc>
-      </w:tr>
-      <w:tr>
-        <w:tc>
-          <w:tcPr>
-            <w:tcW w:w="795" w:type="dxa"/>
-          </w:tcPr>
-          <w:p>
-            <w:pPr>
-              <w:spacing w:line="20" w:lineRule="atLeast"/>
-              <w:jc w:val="center"/>
-              <w:rPr>
-                <w:rFonts w:ascii="Aptos" w:hAnsi="Aptos"/>
-                <w:sz w:val="20"/>
-                <w:szCs w:val="20"/>
-              </w:rPr>
-            </w:pPr>
-            <w:r>
-              <w:rPr>
-                <w:rFonts w:ascii="Aptos" w:hAnsi="Aptos"/>
-                <w:sz w:val="20"/>
-                <w:szCs w:val="20"/>
-              </w:rPr>
-              <w:t>1</w:t>
-            </w:r>
-          </w:p>
-        </w:tc>
-        <w:tc>
-          <w:tcPr>
-            <w:tcW w:w="1260" w:type="dxa"/>
-          </w:tcPr>
-          <w:p>
-            <w:pPr>
-              <w:spacing w:line="20" w:lineRule="atLeast"/>
-              <w:jc w:val="center"/>
-              <w:rPr>
-                <w:rFonts w:ascii="Aptos" w:hAnsi="Aptos"/>
-                <w:sz w:val="20"/>
-                <w:szCs w:val="20"/>
-              </w:rPr>
-            </w:pPr>
-            <w:r>
-              <w:rPr>
-                <w:rFonts w:ascii="Aptos" w:hAnsi="Aptos"/>
-                <w:sz w:val="20"/>
-                <w:szCs w:val="20"/>
-              </w:rPr>
-              <w:t>Yagi</w:t>
-            </w:r>
-          </w:p>
-        </w:tc>
-        <w:tc>
-          <w:tcPr>
-            <w:tcW w:w="2790" w:type="dxa"/>
-          </w:tcPr>
-          <w:p>
-            <w:pPr>
-              <w:spacing w:line="20" w:lineRule="atLeast"/>
-              <w:jc w:val="center"/>
-              <w:rPr>
-                <w:rFonts w:ascii="Aptos" w:hAnsi="Aptos"/>
-                <w:sz w:val="20"/>
-                <w:szCs w:val="20"/>
-              </w:rPr>
-            </w:pPr>
-            <w:r>
-              <w:rPr>
-                <w:rFonts w:ascii="Aptos" w:hAnsi="Aptos"/>
-                <w:sz w:val="20"/>
-                <w:szCs w:val="20"/>
-              </w:rPr>
-              <w:t>22,317,720</w:t>
-            </w:r>
-          </w:p>
-        </w:tc>
-        <w:tc>
-          <w:tcPr>
-            <w:tcW w:w="4495" w:type="dxa"/>
-            <w:gridSpan w:val="2"/>
-          </w:tcPr>
-          <w:p>
-            <w:pPr>
-              <w:spacing w:line="20" w:lineRule="atLeast"/>
-              <w:jc w:val="center"/>
-              <w:rPr>
-                <w:rFonts w:ascii="Aptos" w:hAnsi="Aptos"/>
-                <w:sz w:val="20"/>
-                <w:szCs w:val="20"/>
-              </w:rPr>
-            </w:pPr>
-            <w:r>
-              <w:rPr>
-                <w:rFonts w:ascii="Aptos" w:hAnsi="Aptos"/>
-                <w:sz w:val="20"/>
-                <w:szCs w:val="20"/>
-              </w:rPr>
-              <w:t>China, Vietnam</w:t>
+            <w:tcW w:w="1800" w:type="dxa"/>
+            <w:vAlign w:val="center"/>
+          </w:tcPr>
+          <w:p>
+            <w:pPr>
+              <w:spacing w:line="20" w:lineRule="atLeast"/>
+              <w:jc w:val="center"/>
+              <w:rPr>
+                <w:rFonts w:ascii="Times New Roman" w:hAnsi="Times New Roman" w:cs="Times New Roman"/>
+                <w:b/>
+                <w:bCs/>
+                <w:sz w:val="16"/>
+                <w:szCs w:val="16"/>
+              </w:rPr>
+            </w:pPr>
+            <w:r>
+              <w:rPr>
+                <w:rFonts w:ascii="Times New Roman" w:hAnsi="Times New Roman" w:cs="Times New Roman"/>
+                <w:b/>
+                <w:bCs/>
+                <w:sz w:val="16"/>
+                <w:szCs w:val="16"/>
+              </w:rPr>
+              <w:t>Countries</w:t>
+            </w:r>
+            <w:r>
+              <w:rPr>
+                <w:rFonts w:ascii="Times New Roman" w:hAnsi="Times New Roman" w:cs="Times New Roman"/>
+                <w:b/>
+                <w:bCs/>
+                <w:sz w:val="16"/>
+                <w:szCs w:val="16"/>
+              </w:rPr>
+              <w:t xml:space="preserve"> </w:t>
+            </w:r>
+            <w:r>
+              <w:rPr>
+                <w:rFonts w:ascii="Times New Roman" w:hAnsi="Times New Roman" w:cs="Times New Roman"/>
+                <w:b/>
+                <w:bCs/>
+                <w:sz w:val="16"/>
+                <w:szCs w:val="16"/>
+              </w:rPr>
+              <w:t>/</w:t>
+            </w:r>
+            <w:r>
+              <w:rPr>
+                <w:rFonts w:ascii="Times New Roman" w:hAnsi="Times New Roman" w:cs="Times New Roman"/>
+                <w:b/>
+                <w:bCs/>
+                <w:sz w:val="16"/>
+                <w:szCs w:val="16"/>
+              </w:rPr>
+              <w:t xml:space="preserve"> </w:t>
+            </w:r>
+            <w:r>
+              <w:rPr>
+                <w:rFonts w:ascii="Times New Roman" w:hAnsi="Times New Roman" w:cs="Times New Roman"/>
+                <w:b/>
+                <w:bCs/>
+                <w:sz w:val="16"/>
+                <w:szCs w:val="16"/>
+              </w:rPr>
+              <w:t>territories impacted</w:t>
             </w:r>
           </w:p>
         </w:tc>
       </w:tr>
       <w:tr>
         <w:trPr>
-          <w:gridAfter w:val="1"/>
-          <w:wAfter w:w="11" w:type="dxa"/>
+          <w:trHeight w:hRule="exact" w:val="360"/>
         </w:trPr>
         <w:tc>
           <w:tcPr>
-            <w:tcW w:w="795" w:type="dxa"/>
-          </w:tcPr>
-          <w:p>
-            <w:pPr>
-              <w:spacing w:line="20" w:lineRule="atLeast"/>
-              <w:jc w:val="center"/>
-              <w:rPr>
-                <w:rFonts w:ascii="Aptos" w:hAnsi="Aptos"/>
-                <w:sz w:val="20"/>
-                <w:szCs w:val="20"/>
-              </w:rPr>
-            </w:pPr>
-            <w:r>
-              <w:rPr>
-                <w:rFonts w:ascii="Aptos" w:hAnsi="Aptos"/>
-                <w:sz w:val="20"/>
-                <w:szCs w:val="20"/>
+            <w:tcW w:w="590" w:type="dxa"/>
+            <w:vAlign w:val="center"/>
+          </w:tcPr>
+          <w:p>
+            <w:pPr>
+              <w:spacing w:line="20" w:lineRule="atLeast"/>
+              <w:jc w:val="center"/>
+              <w:rPr>
+                <w:rFonts w:ascii="Times New Roman" w:hAnsi="Times New Roman" w:cs="Times New Roman"/>
+                <w:sz w:val="16"/>
+                <w:szCs w:val="16"/>
+              </w:rPr>
+            </w:pPr>
+            <w:r>
+              <w:rPr>
+                <w:rFonts w:ascii="Times New Roman" w:hAnsi="Times New Roman" w:cs="Times New Roman"/>
+                <w:sz w:val="16"/>
+                <w:szCs w:val="16"/>
               </w:rPr>
               <w:t>1</w:t>
             </w:r>
@@ -1488,24 +1565,130 @@
         </w:tc>
         <w:tc>
           <w:tcPr>
-            <w:tcW w:w="1260" w:type="dxa"/>
-          </w:tcPr>
-          <w:p>
-            <w:pPr>
-              <w:spacing w:line="20" w:lineRule="atLeast"/>
-              <w:jc w:val="center"/>
-              <w:rPr>
-                <w:rFonts w:ascii="Aptos" w:hAnsi="Aptos"/>
-                <w:sz w:val="20"/>
-                <w:szCs w:val="20"/>
+            <w:tcW w:w="1008" w:type="dxa"/>
+            <w:vAlign w:val="center"/>
+          </w:tcPr>
+          <w:p>
+            <w:pPr>
+              <w:spacing w:line="20" w:lineRule="atLeast"/>
+              <w:jc w:val="center"/>
+              <w:rPr>
+                <w:rFonts w:ascii="Times New Roman" w:hAnsi="Times New Roman" w:cs="Times New Roman"/>
+                <w:sz w:val="16"/>
+                <w:szCs w:val="16"/>
+              </w:rPr>
+            </w:pPr>
+            <w:r>
+              <w:rPr>
+                <w:rFonts w:ascii="Times New Roman" w:hAnsi="Times New Roman" w:cs="Times New Roman"/>
+                <w:sz w:val="16"/>
+                <w:szCs w:val="16"/>
+              </w:rPr>
+              <w:t>Yagi</w:t>
+            </w:r>
+          </w:p>
+        </w:tc>
+        <w:tc>
+          <w:tcPr>
+            <w:tcW w:w="1440" w:type="dxa"/>
+            <w:vAlign w:val="center"/>
+          </w:tcPr>
+          <w:p>
+            <w:pPr>
+              <w:spacing w:line="20" w:lineRule="atLeast"/>
+              <w:jc w:val="center"/>
+              <w:rPr>
+                <w:rFonts w:ascii="Times New Roman" w:hAnsi="Times New Roman" w:cs="Times New Roman"/>
+                <w:sz w:val="16"/>
+                <w:szCs w:val="16"/>
+              </w:rPr>
+            </w:pPr>
+            <w:r>
+              <w:rPr>
+                <w:rFonts w:ascii="Times New Roman" w:hAnsi="Times New Roman" w:cs="Times New Roman"/>
+                <w:sz w:val="16"/>
+                <w:szCs w:val="16"/>
+              </w:rPr>
+              <w:t>22,317,720</w:t>
+            </w:r>
+          </w:p>
+        </w:tc>
+        <w:tc>
+          <w:tcPr>
+            <w:tcW w:w="1800" w:type="dxa"/>
+            <w:vAlign w:val="center"/>
+          </w:tcPr>
+          <w:p>
+            <w:pPr>
+              <w:spacing w:line="20" w:lineRule="atLeast"/>
+              <w:jc w:val="center"/>
+              <w:rPr>
+                <w:rFonts w:ascii="Times New Roman" w:hAnsi="Times New Roman" w:cs="Times New Roman"/>
+                <w:sz w:val="16"/>
+                <w:szCs w:val="16"/>
+              </w:rPr>
+            </w:pPr>
+            <w:r>
+              <w:rPr>
+                <w:rFonts w:ascii="Times New Roman" w:hAnsi="Times New Roman" w:cs="Times New Roman"/>
+                <w:sz w:val="16"/>
+                <w:szCs w:val="16"/>
+              </w:rPr>
+              <w:t>China, Vietnam</w:t>
+            </w:r>
+          </w:p>
+        </w:tc>
+      </w:tr>
+      <w:tr>
+        <w:trPr>
+          <w:trHeight w:hRule="exact" w:val="360"/>
+        </w:trPr>
+        <w:tc>
+          <w:tcPr>
+            <w:tcW w:w="590" w:type="dxa"/>
+            <w:vAlign w:val="center"/>
+          </w:tcPr>
+          <w:p>
+            <w:pPr>
+              <w:spacing w:line="20" w:lineRule="atLeast"/>
+              <w:jc w:val="center"/>
+              <w:rPr>
+                <w:rFonts w:ascii="Times New Roman" w:hAnsi="Times New Roman" w:cs="Times New Roman"/>
+                <w:sz w:val="16"/>
+                <w:szCs w:val="16"/>
+              </w:rPr>
+            </w:pPr>
+            <w:r>
+              <w:rPr>
+                <w:rFonts w:ascii="Times New Roman" w:hAnsi="Times New Roman" w:cs="Times New Roman"/>
+                <w:sz w:val="16"/>
+                <w:szCs w:val="16"/>
+              </w:rPr>
+              <w:t>2</w:t>
+            </w:r>
+          </w:p>
+        </w:tc>
+        <w:tc>
+          <w:tcPr>
+            <w:tcW w:w="1008" w:type="dxa"/>
+            <w:vAlign w:val="center"/>
+          </w:tcPr>
+          <w:p>
+            <w:pPr>
+              <w:spacing w:line="20" w:lineRule="atLeast"/>
+              <w:jc w:val="center"/>
+              <w:rPr>
+                <w:rFonts w:ascii="Times New Roman" w:hAnsi="Times New Roman" w:cs="Times New Roman"/>
+                <w:sz w:val="16"/>
+                <w:szCs w:val="16"/>
               </w:rPr>
             </w:pPr>
             <w:proofErr w:type="spellStart"/>
             <w:r>
               <w:rPr>
-                <w:rFonts w:ascii="Aptos" w:hAnsi="Aptos"/>
-                <w:sz w:val="20"/>
-                <w:szCs w:val="20"/>
+                <w:rFonts w:ascii="Times New Roman" w:hAnsi="Times New Roman" w:cs="Times New Roman"/>
+                <w:sz w:val="16"/>
+                <w:szCs w:val="16"/>
               </w:rPr>
               <w:t>Gaemi</w:t>
             </w:r>
@@ -1514,33 +1697,34 @@
         </w:tc>
         <w:tc>
           <w:tcPr>
-            <w:tcW w:w="2790" w:type="dxa"/>
-          </w:tcPr>
-          <w:p>
-            <w:pPr>
-              <w:spacing w:line="20" w:lineRule="atLeast"/>
-              <w:jc w:val="center"/>
-              <w:rPr>
-                <w:rFonts w:ascii="Aptos" w:hAnsi="Aptos"/>
-                <w:sz w:val="20"/>
-                <w:szCs w:val="20"/>
-              </w:rPr>
-            </w:pPr>
-            <w:r>
-              <w:rPr>
-                <w:rFonts w:ascii="Aptos" w:hAnsi="Aptos" w:cs="Lucida Grande"/>
-                <w:color w:val="000000"/>
-                <w:sz w:val="20"/>
-                <w:szCs w:val="20"/>
+            <w:tcW w:w="1440" w:type="dxa"/>
+            <w:vAlign w:val="center"/>
+          </w:tcPr>
+          <w:p>
+            <w:pPr>
+              <w:spacing w:line="20" w:lineRule="atLeast"/>
+              <w:jc w:val="center"/>
+              <w:rPr>
+                <w:rFonts w:ascii="Times New Roman" w:hAnsi="Times New Roman" w:cs="Times New Roman"/>
+                <w:sz w:val="16"/>
+                <w:szCs w:val="16"/>
+              </w:rPr>
+            </w:pPr>
+            <w:r>
+              <w:rPr>
+                <w:rFonts w:ascii="Times New Roman" w:hAnsi="Times New Roman" w:cs="Times New Roman"/>
+                <w:color w:val="000000"/>
+                <w:sz w:val="16"/>
+                <w:szCs w:val="16"/>
               </w:rPr>
               <w:t>12,207,4</w:t>
             </w:r>
             <w:r>
               <w:rPr>
-                <w:rFonts w:ascii="Aptos" w:hAnsi="Aptos" w:cs="Lucida Grande"/>
-                <w:color w:val="000000"/>
-                <w:sz w:val="20"/>
-                <w:szCs w:val="20"/>
+                <w:rFonts w:ascii="Times New Roman" w:hAnsi="Times New Roman" w:cs="Times New Roman"/>
+                <w:color w:val="000000"/>
+                <w:sz w:val="16"/>
+                <w:szCs w:val="16"/>
               </w:rPr>
               <w:t>20</w:t>
             </w:r>
@@ -1548,27 +1732,27 @@
         </w:tc>
         <w:tc>
           <w:tcPr>
-            <w:tcW w:w="4484" w:type="dxa"/>
+            <w:tcW w:w="1800" w:type="dxa"/>
             <w:tcBorders>
               <w:top w:val="nil"/>
               <w:bottom w:val="nil"/>
             </w:tcBorders>
-            <w:shd w:val="clear" w:color="auto" w:fill="auto"/>
-          </w:tcPr>
-          <w:p>
-            <w:pPr>
-              <w:jc w:val="center"/>
-              <w:rPr>
-                <w:rFonts w:ascii="Aptos" w:hAnsi="Aptos"/>
-                <w:sz w:val="20"/>
-                <w:szCs w:val="20"/>
-              </w:rPr>
-            </w:pPr>
-            <w:r>
-              <w:rPr>
-                <w:rFonts w:ascii="Aptos" w:hAnsi="Aptos"/>
-                <w:sz w:val="20"/>
-                <w:szCs w:val="20"/>
+            <w:vAlign w:val="center"/>
+          </w:tcPr>
+          <w:p>
+            <w:pPr>
+              <w:jc w:val="center"/>
+              <w:rPr>
+                <w:rFonts w:ascii="Times New Roman" w:hAnsi="Times New Roman" w:cs="Times New Roman"/>
+                <w:sz w:val="16"/>
+                <w:szCs w:val="16"/>
+              </w:rPr>
+            </w:pPr>
+            <w:r>
+              <w:rPr>
+                <w:rFonts w:ascii="Times New Roman" w:hAnsi="Times New Roman" w:cs="Times New Roman"/>
+                <w:sz w:val="16"/>
+                <w:szCs w:val="16"/>
               </w:rPr>
               <w:t>Japan, Taiwan</w:t>
             </w:r>
@@ -1576,49 +1760,54 @@
         </w:tc>
       </w:tr>
       <w:tr>
-        <w:tc>
-          <w:tcPr>
-            <w:tcW w:w="795" w:type="dxa"/>
-          </w:tcPr>
-          <w:p>
-            <w:pPr>
-              <w:spacing w:line="20" w:lineRule="atLeast"/>
-              <w:jc w:val="center"/>
-              <w:rPr>
-                <w:rFonts w:ascii="Aptos" w:hAnsi="Aptos"/>
-                <w:sz w:val="20"/>
-                <w:szCs w:val="20"/>
-              </w:rPr>
-            </w:pPr>
-            <w:r>
-              <w:rPr>
-                <w:rFonts w:ascii="Aptos" w:hAnsi="Aptos"/>
-                <w:sz w:val="20"/>
-                <w:szCs w:val="20"/>
-              </w:rPr>
-              <w:t>2</w:t>
-            </w:r>
-          </w:p>
-        </w:tc>
-        <w:tc>
-          <w:tcPr>
-            <w:tcW w:w="1260" w:type="dxa"/>
-          </w:tcPr>
-          <w:p>
-            <w:pPr>
-              <w:spacing w:line="20" w:lineRule="atLeast"/>
-              <w:jc w:val="center"/>
-              <w:rPr>
-                <w:rFonts w:ascii="Aptos" w:hAnsi="Aptos"/>
-                <w:sz w:val="20"/>
-                <w:szCs w:val="20"/>
-              </w:rPr>
-            </w:pPr>
-            <w:r>
-              <w:rPr>
-                <w:rFonts w:ascii="Aptos" w:hAnsi="Aptos"/>
-                <w:sz w:val="20"/>
-                <w:szCs w:val="20"/>
+        <w:trPr>
+          <w:trHeight w:hRule="exact" w:val="360"/>
+        </w:trPr>
+        <w:tc>
+          <w:tcPr>
+            <w:tcW w:w="590" w:type="dxa"/>
+            <w:vAlign w:val="center"/>
+          </w:tcPr>
+          <w:p>
+            <w:pPr>
+              <w:spacing w:line="20" w:lineRule="atLeast"/>
+              <w:jc w:val="center"/>
+              <w:rPr>
+                <w:rFonts w:ascii="Times New Roman" w:hAnsi="Times New Roman" w:cs="Times New Roman"/>
+                <w:sz w:val="16"/>
+                <w:szCs w:val="16"/>
+              </w:rPr>
+            </w:pPr>
+            <w:r>
+              <w:rPr>
+                <w:rFonts w:ascii="Times New Roman" w:hAnsi="Times New Roman" w:cs="Times New Roman"/>
+                <w:sz w:val="16"/>
+                <w:szCs w:val="16"/>
+              </w:rPr>
+              <w:t>3</w:t>
+            </w:r>
+          </w:p>
+        </w:tc>
+        <w:tc>
+          <w:tcPr>
+            <w:tcW w:w="1008" w:type="dxa"/>
+            <w:vAlign w:val="center"/>
+          </w:tcPr>
+          <w:p>
+            <w:pPr>
+              <w:spacing w:line="20" w:lineRule="atLeast"/>
+              <w:jc w:val="center"/>
+              <w:rPr>
+                <w:rFonts w:ascii="Times New Roman" w:hAnsi="Times New Roman" w:cs="Times New Roman"/>
+                <w:sz w:val="16"/>
+                <w:szCs w:val="16"/>
+              </w:rPr>
+            </w:pPr>
+            <w:r>
+              <w:rPr>
+                <w:rFonts w:ascii="Times New Roman" w:hAnsi="Times New Roman" w:cs="Times New Roman"/>
+                <w:sz w:val="16"/>
+                <w:szCs w:val="16"/>
               </w:rPr>
               <w:t>Kong-Rey</w:t>
             </w:r>
@@ -1626,64 +1815,65 @@
         </w:tc>
         <w:tc>
           <w:tcPr>
-            <w:tcW w:w="2790" w:type="dxa"/>
-          </w:tcPr>
-          <w:p>
-            <w:pPr>
-              <w:spacing w:line="20" w:lineRule="atLeast"/>
-              <w:jc w:val="center"/>
-              <w:rPr>
-                <w:rFonts w:ascii="Aptos" w:hAnsi="Aptos"/>
-                <w:sz w:val="20"/>
-                <w:szCs w:val="20"/>
-              </w:rPr>
-            </w:pPr>
-            <w:r>
-              <w:rPr>
-                <w:rFonts w:ascii="Aptos" w:hAnsi="Aptos" w:cs="Lucida Grande"/>
-                <w:color w:val="000000"/>
-                <w:sz w:val="20"/>
-                <w:szCs w:val="20"/>
+            <w:tcW w:w="1440" w:type="dxa"/>
+            <w:vAlign w:val="center"/>
+          </w:tcPr>
+          <w:p>
+            <w:pPr>
+              <w:spacing w:line="20" w:lineRule="atLeast"/>
+              <w:jc w:val="center"/>
+              <w:rPr>
+                <w:rFonts w:ascii="Times New Roman" w:hAnsi="Times New Roman" w:cs="Times New Roman"/>
+                <w:sz w:val="16"/>
+                <w:szCs w:val="16"/>
+              </w:rPr>
+            </w:pPr>
+            <w:r>
+              <w:rPr>
+                <w:rFonts w:ascii="Times New Roman" w:hAnsi="Times New Roman" w:cs="Times New Roman"/>
+                <w:color w:val="000000"/>
+                <w:sz w:val="16"/>
+                <w:szCs w:val="16"/>
                 <w:shd w:val="clear" w:color="auto" w:fill="FFFFFF"/>
               </w:rPr>
               <w:t>6</w:t>
             </w:r>
             <w:r>
               <w:rPr>
-                <w:rFonts w:ascii="Aptos" w:hAnsi="Aptos" w:cs="Lucida Grande"/>
-                <w:color w:val="000000"/>
-                <w:sz w:val="20"/>
-                <w:szCs w:val="20"/>
+                <w:rFonts w:ascii="Times New Roman" w:hAnsi="Times New Roman" w:cs="Times New Roman"/>
+                <w:color w:val="000000"/>
+                <w:sz w:val="16"/>
+                <w:szCs w:val="16"/>
                 <w:shd w:val="clear" w:color="auto" w:fill="FFFFFF"/>
               </w:rPr>
               <w:t>,</w:t>
             </w:r>
             <w:r>
               <w:rPr>
-                <w:rFonts w:ascii="Aptos" w:hAnsi="Aptos" w:cs="Lucida Grande"/>
-                <w:color w:val="000000"/>
-                <w:sz w:val="20"/>
-                <w:szCs w:val="20"/>
+                <w:rFonts w:ascii="Times New Roman" w:hAnsi="Times New Roman" w:cs="Times New Roman"/>
+                <w:color w:val="000000"/>
+                <w:sz w:val="16"/>
+                <w:szCs w:val="16"/>
                 <w:shd w:val="clear" w:color="auto" w:fill="FFFFFF"/>
               </w:rPr>
               <w:t>352</w:t>
             </w:r>
             <w:r>
               <w:rPr>
-                <w:rFonts w:ascii="Aptos" w:hAnsi="Aptos" w:cs="Lucida Grande"/>
-                <w:color w:val="000000"/>
-                <w:sz w:val="20"/>
-                <w:szCs w:val="20"/>
+                <w:rFonts w:ascii="Times New Roman" w:hAnsi="Times New Roman" w:cs="Times New Roman"/>
+                <w:color w:val="000000"/>
+                <w:sz w:val="16"/>
+                <w:szCs w:val="16"/>
                 <w:shd w:val="clear" w:color="auto" w:fill="FFFFFF"/>
               </w:rPr>
               <w:t>,</w:t>
             </w:r>
             <w:r>
               <w:rPr>
-                <w:rFonts w:ascii="Aptos" w:hAnsi="Aptos" w:cs="Lucida Grande"/>
-                <w:color w:val="000000"/>
-                <w:sz w:val="20"/>
-                <w:szCs w:val="20"/>
+                <w:rFonts w:ascii="Times New Roman" w:hAnsi="Times New Roman" w:cs="Times New Roman"/>
+                <w:color w:val="000000"/>
+                <w:sz w:val="16"/>
+                <w:szCs w:val="16"/>
                 <w:shd w:val="clear" w:color="auto" w:fill="FFFFFF"/>
               </w:rPr>
               <w:t>110</w:t>
@@ -1692,24 +1882,24 @@
         </w:tc>
         <w:tc>
           <w:tcPr>
-            <w:tcW w:w="4495" w:type="dxa"/>
-            <w:gridSpan w:val="2"/>
-          </w:tcPr>
-          <w:p>
-            <w:pPr>
-              <w:spacing w:line="20" w:lineRule="atLeast"/>
-              <w:jc w:val="center"/>
-              <w:rPr>
-                <w:rFonts w:ascii="Aptos" w:hAnsi="Aptos"/>
-                <w:sz w:val="20"/>
-                <w:szCs w:val="20"/>
-              </w:rPr>
-            </w:pPr>
-            <w:r>
-              <w:rPr>
-                <w:rFonts w:ascii="Aptos" w:hAnsi="Aptos"/>
-                <w:sz w:val="20"/>
-                <w:szCs w:val="20"/>
+            <w:tcW w:w="1800" w:type="dxa"/>
+            <w:vAlign w:val="center"/>
+          </w:tcPr>
+          <w:p>
+            <w:pPr>
+              <w:spacing w:line="20" w:lineRule="atLeast"/>
+              <w:jc w:val="center"/>
+              <w:rPr>
+                <w:rFonts w:ascii="Times New Roman" w:hAnsi="Times New Roman" w:cs="Times New Roman"/>
+                <w:sz w:val="16"/>
+                <w:szCs w:val="16"/>
+              </w:rPr>
+            </w:pPr>
+            <w:r>
+              <w:rPr>
+                <w:rFonts w:ascii="Times New Roman" w:hAnsi="Times New Roman" w:cs="Times New Roman"/>
+                <w:sz w:val="16"/>
+                <w:szCs w:val="16"/>
               </w:rPr>
               <w:t>Taiwan</w:t>
             </w:r>
@@ -1717,49 +1907,54 @@
         </w:tc>
       </w:tr>
       <w:tr>
-        <w:tc>
-          <w:tcPr>
-            <w:tcW w:w="795" w:type="dxa"/>
-          </w:tcPr>
-          <w:p>
-            <w:pPr>
-              <w:spacing w:line="20" w:lineRule="atLeast"/>
-              <w:jc w:val="center"/>
-              <w:rPr>
-                <w:rFonts w:ascii="Aptos" w:hAnsi="Aptos"/>
-                <w:sz w:val="20"/>
-                <w:szCs w:val="20"/>
-              </w:rPr>
-            </w:pPr>
-            <w:r>
-              <w:rPr>
-                <w:rFonts w:ascii="Aptos" w:hAnsi="Aptos"/>
-                <w:sz w:val="20"/>
-                <w:szCs w:val="20"/>
-              </w:rPr>
-              <w:t>3</w:t>
-            </w:r>
-          </w:p>
-        </w:tc>
-        <w:tc>
-          <w:tcPr>
-            <w:tcW w:w="1260" w:type="dxa"/>
-          </w:tcPr>
-          <w:p>
-            <w:pPr>
-              <w:spacing w:line="20" w:lineRule="atLeast"/>
-              <w:jc w:val="center"/>
-              <w:rPr>
-                <w:rFonts w:ascii="Aptos" w:hAnsi="Aptos"/>
-                <w:sz w:val="20"/>
-                <w:szCs w:val="20"/>
-              </w:rPr>
-            </w:pPr>
-            <w:r>
-              <w:rPr>
-                <w:rFonts w:ascii="Aptos" w:hAnsi="Aptos"/>
-                <w:sz w:val="20"/>
-                <w:szCs w:val="20"/>
+        <w:trPr>
+          <w:trHeight w:hRule="exact" w:val="360"/>
+        </w:trPr>
+        <w:tc>
+          <w:tcPr>
+            <w:tcW w:w="590" w:type="dxa"/>
+            <w:vAlign w:val="center"/>
+          </w:tcPr>
+          <w:p>
+            <w:pPr>
+              <w:spacing w:line="20" w:lineRule="atLeast"/>
+              <w:jc w:val="center"/>
+              <w:rPr>
+                <w:rFonts w:ascii="Times New Roman" w:hAnsi="Times New Roman" w:cs="Times New Roman"/>
+                <w:sz w:val="16"/>
+                <w:szCs w:val="16"/>
+              </w:rPr>
+            </w:pPr>
+            <w:r>
+              <w:rPr>
+                <w:rFonts w:ascii="Times New Roman" w:hAnsi="Times New Roman" w:cs="Times New Roman"/>
+                <w:sz w:val="16"/>
+                <w:szCs w:val="16"/>
+              </w:rPr>
+              <w:t>4</w:t>
+            </w:r>
+          </w:p>
+        </w:tc>
+        <w:tc>
+          <w:tcPr>
+            <w:tcW w:w="1008" w:type="dxa"/>
+            <w:vAlign w:val="center"/>
+          </w:tcPr>
+          <w:p>
+            <w:pPr>
+              <w:spacing w:line="20" w:lineRule="atLeast"/>
+              <w:jc w:val="center"/>
+              <w:rPr>
+                <w:rFonts w:ascii="Times New Roman" w:hAnsi="Times New Roman" w:cs="Times New Roman"/>
+                <w:sz w:val="16"/>
+                <w:szCs w:val="16"/>
+              </w:rPr>
+            </w:pPr>
+            <w:r>
+              <w:rPr>
+                <w:rFonts w:ascii="Times New Roman" w:hAnsi="Times New Roman" w:cs="Times New Roman"/>
+                <w:sz w:val="16"/>
+                <w:szCs w:val="16"/>
               </w:rPr>
               <w:t>Milton</w:t>
             </w:r>
@@ -1767,24 +1962,25 @@
         </w:tc>
         <w:tc>
           <w:tcPr>
-            <w:tcW w:w="2790" w:type="dxa"/>
-          </w:tcPr>
-          <w:p>
-            <w:pPr>
-              <w:spacing w:line="20" w:lineRule="atLeast"/>
-              <w:jc w:val="center"/>
-              <w:rPr>
-                <w:rFonts w:ascii="Aptos" w:hAnsi="Aptos"/>
-                <w:sz w:val="20"/>
-                <w:szCs w:val="20"/>
-              </w:rPr>
-            </w:pPr>
-            <w:r>
-              <w:rPr>
-                <w:rFonts w:ascii="Aptos" w:hAnsi="Aptos" w:cs="Lucida Grande"/>
-                <w:color w:val="000000"/>
-                <w:sz w:val="20"/>
-                <w:szCs w:val="20"/>
+            <w:tcW w:w="1440" w:type="dxa"/>
+            <w:vAlign w:val="center"/>
+          </w:tcPr>
+          <w:p>
+            <w:pPr>
+              <w:spacing w:line="20" w:lineRule="atLeast"/>
+              <w:jc w:val="center"/>
+              <w:rPr>
+                <w:rFonts w:ascii="Times New Roman" w:hAnsi="Times New Roman" w:cs="Times New Roman"/>
+                <w:sz w:val="16"/>
+                <w:szCs w:val="16"/>
+              </w:rPr>
+            </w:pPr>
+            <w:r>
+              <w:rPr>
+                <w:rFonts w:ascii="Times New Roman" w:hAnsi="Times New Roman" w:cs="Times New Roman"/>
+                <w:color w:val="000000"/>
+                <w:sz w:val="16"/>
+                <w:szCs w:val="16"/>
               </w:rPr>
               <w:t>4,215,030</w:t>
             </w:r>
@@ -1792,8 +1988,8 @@
         </w:tc>
         <w:tc>
           <w:tcPr>
-            <w:tcW w:w="4495" w:type="dxa"/>
-            <w:gridSpan w:val="2"/>
+            <w:tcW w:w="1800" w:type="dxa"/>
+            <w:vAlign w:val="center"/>
           </w:tcPr>
           <w:p>
             <w:pPr>
@@ -1804,24 +2000,24 @@
               <w:spacing w:line="20" w:lineRule="atLeast"/>
               <w:jc w:val="center"/>
               <w:rPr>
-                <w:rFonts w:ascii="Aptos" w:hAnsi="Aptos"/>
-                <w:sz w:val="20"/>
-                <w:szCs w:val="20"/>
-              </w:rPr>
-            </w:pPr>
-            <w:r>
-              <w:rPr>
-                <w:rFonts w:ascii="Aptos" w:hAnsi="Aptos"/>
-                <w:sz w:val="20"/>
-                <w:szCs w:val="20"/>
-              </w:rPr>
-              <w:t>United States of America</w:t>
-            </w:r>
-            <w:r>
-              <w:rPr>
-                <w:rFonts w:ascii="Aptos" w:hAnsi="Aptos"/>
-                <w:sz w:val="20"/>
-                <w:szCs w:val="20"/>
+                <w:rFonts w:ascii="Times New Roman" w:hAnsi="Times New Roman" w:cs="Times New Roman"/>
+                <w:sz w:val="16"/>
+                <w:szCs w:val="16"/>
+              </w:rPr>
+            </w:pPr>
+            <w:r>
+              <w:rPr>
+                <w:rFonts w:ascii="Times New Roman" w:hAnsi="Times New Roman" w:cs="Times New Roman"/>
+                <w:sz w:val="16"/>
+                <w:szCs w:val="16"/>
+              </w:rPr>
+              <w:t>USA</w:t>
+            </w:r>
+            <w:r>
+              <w:rPr>
+                <w:rFonts w:ascii="Times New Roman" w:hAnsi="Times New Roman" w:cs="Times New Roman"/>
+                <w:sz w:val="16"/>
+                <w:szCs w:val="16"/>
               </w:rPr>
               <w:t>, Mexico</w:t>
             </w:r>
@@ -1829,49 +2025,54 @@
         </w:tc>
       </w:tr>
       <w:tr>
-        <w:tc>
-          <w:tcPr>
-            <w:tcW w:w="795" w:type="dxa"/>
-          </w:tcPr>
-          <w:p>
-            <w:pPr>
-              <w:spacing w:line="20" w:lineRule="atLeast"/>
-              <w:jc w:val="center"/>
-              <w:rPr>
-                <w:rFonts w:ascii="Aptos" w:hAnsi="Aptos"/>
-                <w:sz w:val="20"/>
-                <w:szCs w:val="20"/>
-              </w:rPr>
-            </w:pPr>
-            <w:r>
-              <w:rPr>
-                <w:rFonts w:ascii="Aptos" w:hAnsi="Aptos"/>
-                <w:sz w:val="20"/>
-                <w:szCs w:val="20"/>
-              </w:rPr>
-              <w:t>4</w:t>
-            </w:r>
-          </w:p>
-        </w:tc>
-        <w:tc>
-          <w:tcPr>
-            <w:tcW w:w="1260" w:type="dxa"/>
-          </w:tcPr>
-          <w:p>
-            <w:pPr>
-              <w:spacing w:line="20" w:lineRule="atLeast"/>
-              <w:jc w:val="center"/>
-              <w:rPr>
-                <w:rFonts w:ascii="Aptos" w:hAnsi="Aptos"/>
-                <w:sz w:val="20"/>
-                <w:szCs w:val="20"/>
-              </w:rPr>
-            </w:pPr>
-            <w:r>
-              <w:rPr>
-                <w:rFonts w:ascii="Aptos" w:hAnsi="Aptos"/>
-                <w:sz w:val="20"/>
-                <w:szCs w:val="20"/>
+        <w:trPr>
+          <w:trHeight w:hRule="exact" w:val="360"/>
+        </w:trPr>
+        <w:tc>
+          <w:tcPr>
+            <w:tcW w:w="590" w:type="dxa"/>
+            <w:vAlign w:val="center"/>
+          </w:tcPr>
+          <w:p>
+            <w:pPr>
+              <w:spacing w:line="20" w:lineRule="atLeast"/>
+              <w:jc w:val="center"/>
+              <w:rPr>
+                <w:rFonts w:ascii="Times New Roman" w:hAnsi="Times New Roman" w:cs="Times New Roman"/>
+                <w:sz w:val="16"/>
+                <w:szCs w:val="16"/>
+              </w:rPr>
+            </w:pPr>
+            <w:r>
+              <w:rPr>
+                <w:rFonts w:ascii="Times New Roman" w:hAnsi="Times New Roman" w:cs="Times New Roman"/>
+                <w:sz w:val="16"/>
+                <w:szCs w:val="16"/>
+              </w:rPr>
+              <w:t>5</w:t>
+            </w:r>
+          </w:p>
+        </w:tc>
+        <w:tc>
+          <w:tcPr>
+            <w:tcW w:w="1008" w:type="dxa"/>
+            <w:vAlign w:val="center"/>
+          </w:tcPr>
+          <w:p>
+            <w:pPr>
+              <w:spacing w:line="20" w:lineRule="atLeast"/>
+              <w:jc w:val="center"/>
+              <w:rPr>
+                <w:rFonts w:ascii="Times New Roman" w:hAnsi="Times New Roman" w:cs="Times New Roman"/>
+                <w:sz w:val="16"/>
+                <w:szCs w:val="16"/>
+              </w:rPr>
+            </w:pPr>
+            <w:r>
+              <w:rPr>
+                <w:rFonts w:ascii="Times New Roman" w:hAnsi="Times New Roman" w:cs="Times New Roman"/>
+                <w:sz w:val="16"/>
+                <w:szCs w:val="16"/>
               </w:rPr>
               <w:t>Man-Yi</w:t>
             </w:r>
@@ -1879,90 +2080,101 @@
         </w:tc>
         <w:tc>
           <w:tcPr>
-            <w:tcW w:w="2790" w:type="dxa"/>
-          </w:tcPr>
-          <w:p>
-            <w:pPr>
-              <w:spacing w:line="20" w:lineRule="atLeast"/>
-              <w:jc w:val="center"/>
-              <w:rPr>
-                <w:rFonts w:ascii="Aptos" w:hAnsi="Aptos"/>
-                <w:sz w:val="20"/>
-                <w:szCs w:val="20"/>
-              </w:rPr>
-            </w:pPr>
-            <w:r>
-              <w:rPr>
-                <w:rFonts w:ascii="Aptos" w:hAnsi="Aptos" w:cs="Lucida Grande"/>
-                <w:color w:val="000000"/>
-                <w:sz w:val="20"/>
-                <w:szCs w:val="20"/>
+            <w:tcW w:w="1440" w:type="dxa"/>
+            <w:vAlign w:val="center"/>
+          </w:tcPr>
+          <w:p>
+            <w:pPr>
+              <w:spacing w:line="20" w:lineRule="atLeast"/>
+              <w:jc w:val="center"/>
+              <w:rPr>
+                <w:rFonts w:ascii="Times New Roman" w:hAnsi="Times New Roman" w:cs="Times New Roman"/>
+                <w:sz w:val="16"/>
+                <w:szCs w:val="16"/>
+              </w:rPr>
+            </w:pPr>
+            <w:r>
+              <w:rPr>
+                <w:rFonts w:ascii="Times New Roman" w:hAnsi="Times New Roman" w:cs="Times New Roman"/>
+                <w:color w:val="000000"/>
+                <w:sz w:val="16"/>
+                <w:szCs w:val="16"/>
                 <w:shd w:val="clear" w:color="auto" w:fill="FFFFFF"/>
               </w:rPr>
               <w:t>3</w:t>
             </w:r>
             <w:r>
               <w:rPr>
-                <w:rFonts w:ascii="Aptos" w:hAnsi="Aptos" w:cs="Lucida Grande"/>
-                <w:color w:val="000000"/>
-                <w:sz w:val="20"/>
-                <w:szCs w:val="20"/>
+                <w:rFonts w:ascii="Times New Roman" w:hAnsi="Times New Roman" w:cs="Times New Roman"/>
+                <w:color w:val="000000"/>
+                <w:sz w:val="16"/>
+                <w:szCs w:val="16"/>
                 <w:shd w:val="clear" w:color="auto" w:fill="FFFFFF"/>
               </w:rPr>
               <w:t>,</w:t>
             </w:r>
             <w:r>
               <w:rPr>
-                <w:rFonts w:ascii="Aptos" w:hAnsi="Aptos" w:cs="Lucida Grande"/>
-                <w:color w:val="000000"/>
-                <w:sz w:val="20"/>
-                <w:szCs w:val="20"/>
+                <w:rFonts w:ascii="Times New Roman" w:hAnsi="Times New Roman" w:cs="Times New Roman"/>
+                <w:color w:val="000000"/>
+                <w:sz w:val="16"/>
+                <w:szCs w:val="16"/>
                 <w:shd w:val="clear" w:color="auto" w:fill="FFFFFF"/>
               </w:rPr>
               <w:t>362</w:t>
             </w:r>
             <w:r>
               <w:rPr>
-                <w:rFonts w:ascii="Aptos" w:hAnsi="Aptos" w:cs="Lucida Grande"/>
-                <w:color w:val="000000"/>
-                <w:sz w:val="20"/>
-                <w:szCs w:val="20"/>
+                <w:rFonts w:ascii="Times New Roman" w:hAnsi="Times New Roman" w:cs="Times New Roman"/>
+                <w:color w:val="000000"/>
+                <w:sz w:val="16"/>
+                <w:szCs w:val="16"/>
                 <w:shd w:val="clear" w:color="auto" w:fill="FFFFFF"/>
               </w:rPr>
               <w:t>,</w:t>
             </w:r>
             <w:r>
               <w:rPr>
-                <w:rFonts w:ascii="Aptos" w:hAnsi="Aptos" w:cs="Lucida Grande"/>
-                <w:color w:val="000000"/>
-                <w:sz w:val="20"/>
-                <w:szCs w:val="20"/>
+                <w:rFonts w:ascii="Times New Roman" w:hAnsi="Times New Roman" w:cs="Times New Roman"/>
+                <w:color w:val="000000"/>
+                <w:sz w:val="16"/>
+                <w:szCs w:val="16"/>
                 <w:shd w:val="clear" w:color="auto" w:fill="FFFFFF"/>
               </w:rPr>
-              <w:t>612</w:t>
-            </w:r>
-          </w:p>
-        </w:tc>
-        <w:tc>
-          <w:tcPr>
-            <w:tcW w:w="4495" w:type="dxa"/>
-            <w:gridSpan w:val="2"/>
-          </w:tcPr>
-          <w:p>
-            <w:pPr>
-              <w:spacing w:line="20" w:lineRule="atLeast"/>
-              <w:jc w:val="center"/>
-              <w:rPr>
-                <w:rFonts w:ascii="Aptos" w:hAnsi="Aptos"/>
-                <w:sz w:val="20"/>
-                <w:szCs w:val="20"/>
-              </w:rPr>
-            </w:pPr>
-            <w:r>
-              <w:rPr>
-                <w:rFonts w:ascii="Aptos" w:hAnsi="Aptos"/>
-                <w:sz w:val="20"/>
-                <w:szCs w:val="20"/>
+              <w:t>61</w:t>
+            </w:r>
+            <w:r>
+              <w:rPr>
+                <w:rFonts w:ascii="Times New Roman" w:hAnsi="Times New Roman" w:cs="Times New Roman"/>
+                <w:color w:val="000000"/>
+                <w:sz w:val="16"/>
+                <w:szCs w:val="16"/>
+                <w:shd w:val="clear" w:color="auto" w:fill="FFFFFF"/>
+              </w:rPr>
+              <w:t>0</w:t>
+            </w:r>
+          </w:p>
+        </w:tc>
+        <w:tc>
+          <w:tcPr>
+            <w:tcW w:w="1800" w:type="dxa"/>
+            <w:vAlign w:val="center"/>
+          </w:tcPr>
+          <w:p>
+            <w:pPr>
+              <w:spacing w:line="20" w:lineRule="atLeast"/>
+              <w:jc w:val="center"/>
+              <w:rPr>
+                <w:rFonts w:ascii="Times New Roman" w:hAnsi="Times New Roman" w:cs="Times New Roman"/>
+                <w:sz w:val="16"/>
+                <w:szCs w:val="16"/>
+              </w:rPr>
+            </w:pPr>
+            <w:r>
+              <w:rPr>
+                <w:rFonts w:ascii="Times New Roman" w:hAnsi="Times New Roman" w:cs="Times New Roman"/>
+                <w:sz w:val="16"/>
+                <w:szCs w:val="16"/>
               </w:rPr>
               <w:t>Philippines</w:t>
             </w:r>
@@ -1970,49 +2182,54 @@
         </w:tc>
       </w:tr>
       <w:tr>
-        <w:tc>
-          <w:tcPr>
-            <w:tcW w:w="795" w:type="dxa"/>
-          </w:tcPr>
-          <w:p>
-            <w:pPr>
-              <w:spacing w:line="20" w:lineRule="atLeast"/>
-              <w:jc w:val="center"/>
-              <w:rPr>
-                <w:rFonts w:ascii="Aptos" w:hAnsi="Aptos"/>
-                <w:sz w:val="20"/>
-                <w:szCs w:val="20"/>
-              </w:rPr>
-            </w:pPr>
-            <w:r>
-              <w:rPr>
-                <w:rFonts w:ascii="Aptos" w:hAnsi="Aptos"/>
-                <w:sz w:val="20"/>
-                <w:szCs w:val="20"/>
-              </w:rPr>
-              <w:t>5</w:t>
-            </w:r>
-          </w:p>
-        </w:tc>
-        <w:tc>
-          <w:tcPr>
-            <w:tcW w:w="1260" w:type="dxa"/>
-          </w:tcPr>
-          <w:p>
-            <w:pPr>
-              <w:spacing w:line="20" w:lineRule="atLeast"/>
-              <w:jc w:val="center"/>
-              <w:rPr>
-                <w:rFonts w:ascii="Aptos" w:hAnsi="Aptos"/>
-                <w:sz w:val="20"/>
-                <w:szCs w:val="20"/>
-              </w:rPr>
-            </w:pPr>
-            <w:r>
-              <w:rPr>
-                <w:rFonts w:ascii="Aptos" w:hAnsi="Aptos"/>
-                <w:sz w:val="20"/>
-                <w:szCs w:val="20"/>
+        <w:trPr>
+          <w:trHeight w:hRule="exact" w:val="360"/>
+        </w:trPr>
+        <w:tc>
+          <w:tcPr>
+            <w:tcW w:w="590" w:type="dxa"/>
+            <w:vAlign w:val="center"/>
+          </w:tcPr>
+          <w:p>
+            <w:pPr>
+              <w:spacing w:line="20" w:lineRule="atLeast"/>
+              <w:jc w:val="center"/>
+              <w:rPr>
+                <w:rFonts w:ascii="Times New Roman" w:hAnsi="Times New Roman" w:cs="Times New Roman"/>
+                <w:sz w:val="16"/>
+                <w:szCs w:val="16"/>
+              </w:rPr>
+            </w:pPr>
+            <w:r>
+              <w:rPr>
+                <w:rFonts w:ascii="Times New Roman" w:hAnsi="Times New Roman" w:cs="Times New Roman"/>
+                <w:sz w:val="16"/>
+                <w:szCs w:val="16"/>
+              </w:rPr>
+              <w:t>6</w:t>
+            </w:r>
+          </w:p>
+        </w:tc>
+        <w:tc>
+          <w:tcPr>
+            <w:tcW w:w="1008" w:type="dxa"/>
+            <w:vAlign w:val="center"/>
+          </w:tcPr>
+          <w:p>
+            <w:pPr>
+              <w:spacing w:line="20" w:lineRule="atLeast"/>
+              <w:jc w:val="center"/>
+              <w:rPr>
+                <w:rFonts w:ascii="Times New Roman" w:hAnsi="Times New Roman" w:cs="Times New Roman"/>
+                <w:sz w:val="16"/>
+                <w:szCs w:val="16"/>
+              </w:rPr>
+            </w:pPr>
+            <w:r>
+              <w:rPr>
+                <w:rFonts w:ascii="Times New Roman" w:hAnsi="Times New Roman" w:cs="Times New Roman"/>
+                <w:sz w:val="16"/>
+                <w:szCs w:val="16"/>
               </w:rPr>
               <w:t>Rafael</w:t>
             </w:r>
@@ -2020,85 +2237,95 @@
         </w:tc>
         <w:tc>
           <w:tcPr>
-            <w:tcW w:w="2790" w:type="dxa"/>
-          </w:tcPr>
-          <w:p>
-            <w:pPr>
-              <w:spacing w:line="20" w:lineRule="atLeast"/>
-              <w:jc w:val="center"/>
-              <w:rPr>
-                <w:rFonts w:ascii="Aptos" w:hAnsi="Aptos"/>
-                <w:sz w:val="20"/>
-                <w:szCs w:val="20"/>
-              </w:rPr>
-            </w:pPr>
-            <w:r>
-              <w:rPr>
-                <w:rFonts w:ascii="Aptos" w:hAnsi="Aptos" w:cs="Lucida Grande"/>
-                <w:color w:val="000000"/>
-                <w:sz w:val="20"/>
-                <w:szCs w:val="20"/>
+            <w:tcW w:w="1440" w:type="dxa"/>
+            <w:vAlign w:val="center"/>
+          </w:tcPr>
+          <w:p>
+            <w:pPr>
+              <w:spacing w:line="20" w:lineRule="atLeast"/>
+              <w:jc w:val="center"/>
+              <w:rPr>
+                <w:rFonts w:ascii="Times New Roman" w:hAnsi="Times New Roman" w:cs="Times New Roman"/>
+                <w:sz w:val="16"/>
+                <w:szCs w:val="16"/>
+              </w:rPr>
+            </w:pPr>
+            <w:r>
+              <w:rPr>
+                <w:rFonts w:ascii="Times New Roman" w:hAnsi="Times New Roman" w:cs="Times New Roman"/>
+                <w:color w:val="000000"/>
+                <w:sz w:val="16"/>
+                <w:szCs w:val="16"/>
               </w:rPr>
               <w:t>2</w:t>
             </w:r>
             <w:r>
               <w:rPr>
-                <w:rFonts w:ascii="Aptos" w:hAnsi="Aptos" w:cs="Lucida Grande"/>
-                <w:color w:val="000000"/>
-                <w:sz w:val="20"/>
-                <w:szCs w:val="20"/>
+                <w:rFonts w:ascii="Times New Roman" w:hAnsi="Times New Roman" w:cs="Times New Roman"/>
+                <w:color w:val="000000"/>
+                <w:sz w:val="16"/>
+                <w:szCs w:val="16"/>
               </w:rPr>
               <w:t>,</w:t>
             </w:r>
             <w:r>
               <w:rPr>
-                <w:rFonts w:ascii="Aptos" w:hAnsi="Aptos" w:cs="Lucida Grande"/>
-                <w:color w:val="000000"/>
-                <w:sz w:val="20"/>
-                <w:szCs w:val="20"/>
+                <w:rFonts w:ascii="Times New Roman" w:hAnsi="Times New Roman" w:cs="Times New Roman"/>
+                <w:color w:val="000000"/>
+                <w:sz w:val="16"/>
+                <w:szCs w:val="16"/>
               </w:rPr>
               <w:t>626</w:t>
             </w:r>
             <w:r>
               <w:rPr>
-                <w:rFonts w:ascii="Aptos" w:hAnsi="Aptos" w:cs="Lucida Grande"/>
-                <w:color w:val="000000"/>
-                <w:sz w:val="20"/>
-                <w:szCs w:val="20"/>
+                <w:rFonts w:ascii="Times New Roman" w:hAnsi="Times New Roman" w:cs="Times New Roman"/>
+                <w:color w:val="000000"/>
+                <w:sz w:val="16"/>
+                <w:szCs w:val="16"/>
               </w:rPr>
               <w:t>,</w:t>
             </w:r>
             <w:r>
               <w:rPr>
-                <w:rFonts w:ascii="Aptos" w:hAnsi="Aptos" w:cs="Lucida Grande"/>
-                <w:color w:val="000000"/>
-                <w:sz w:val="20"/>
-                <w:szCs w:val="20"/>
-              </w:rPr>
-              <w:t>149</w:t>
-            </w:r>
-          </w:p>
-        </w:tc>
-        <w:tc>
-          <w:tcPr>
-            <w:tcW w:w="4495" w:type="dxa"/>
-            <w:gridSpan w:val="2"/>
-          </w:tcPr>
-          <w:p>
-            <w:pPr>
-              <w:spacing w:line="20" w:lineRule="atLeast"/>
-              <w:jc w:val="center"/>
-              <w:rPr>
-                <w:rFonts w:ascii="Aptos" w:hAnsi="Aptos"/>
-                <w:sz w:val="20"/>
-                <w:szCs w:val="20"/>
-              </w:rPr>
-            </w:pPr>
-            <w:r>
-              <w:rPr>
-                <w:rFonts w:ascii="Aptos" w:hAnsi="Aptos"/>
-                <w:sz w:val="20"/>
-                <w:szCs w:val="20"/>
+                <w:rFonts w:ascii="Times New Roman" w:hAnsi="Times New Roman" w:cs="Times New Roman"/>
+                <w:color w:val="000000"/>
+                <w:sz w:val="16"/>
+                <w:szCs w:val="16"/>
+              </w:rPr>
+              <w:t>1</w:t>
+            </w:r>
+            <w:r>
+              <w:rPr>
+                <w:rFonts w:ascii="Times New Roman" w:hAnsi="Times New Roman" w:cs="Times New Roman"/>
+                <w:color w:val="000000"/>
+                <w:sz w:val="16"/>
+                <w:szCs w:val="16"/>
+              </w:rPr>
+              <w:t>50</w:t>
+            </w:r>
+          </w:p>
+        </w:tc>
+        <w:tc>
+          <w:tcPr>
+            <w:tcW w:w="1800" w:type="dxa"/>
+            <w:vAlign w:val="center"/>
+          </w:tcPr>
+          <w:p>
+            <w:pPr>
+              <w:spacing w:line="20" w:lineRule="atLeast"/>
+              <w:jc w:val="center"/>
+              <w:rPr>
+                <w:rFonts w:ascii="Times New Roman" w:hAnsi="Times New Roman" w:cs="Times New Roman"/>
+                <w:sz w:val="16"/>
+                <w:szCs w:val="16"/>
+              </w:rPr>
+            </w:pPr>
+            <w:r>
+              <w:rPr>
+                <w:rFonts w:ascii="Times New Roman" w:hAnsi="Times New Roman" w:cs="Times New Roman"/>
+                <w:sz w:val="16"/>
+                <w:szCs w:val="16"/>
               </w:rPr>
               <w:t>Cuba</w:t>
             </w:r>
@@ -2106,50 +2333,55 @@
         </w:tc>
       </w:tr>
       <w:tr>
-        <w:tc>
-          <w:tcPr>
-            <w:tcW w:w="795" w:type="dxa"/>
-          </w:tcPr>
-          <w:p>
-            <w:pPr>
-              <w:spacing w:line="20" w:lineRule="atLeast"/>
-              <w:jc w:val="center"/>
-              <w:rPr>
-                <w:rFonts w:ascii="Aptos" w:hAnsi="Aptos"/>
-                <w:sz w:val="20"/>
-                <w:szCs w:val="20"/>
-              </w:rPr>
-            </w:pPr>
-            <w:r>
-              <w:rPr>
-                <w:rFonts w:ascii="Aptos" w:hAnsi="Aptos"/>
-                <w:sz w:val="20"/>
-                <w:szCs w:val="20"/>
-              </w:rPr>
-              <w:t>6</w:t>
-            </w:r>
-          </w:p>
-        </w:tc>
-        <w:tc>
-          <w:tcPr>
-            <w:tcW w:w="1260" w:type="dxa"/>
-          </w:tcPr>
-          <w:p>
-            <w:pPr>
-              <w:spacing w:line="20" w:lineRule="atLeast"/>
-              <w:jc w:val="center"/>
-              <w:rPr>
-                <w:rFonts w:ascii="Aptos" w:hAnsi="Aptos"/>
-                <w:sz w:val="20"/>
-                <w:szCs w:val="20"/>
+        <w:trPr>
+          <w:trHeight w:hRule="exact" w:val="360"/>
+        </w:trPr>
+        <w:tc>
+          <w:tcPr>
+            <w:tcW w:w="590" w:type="dxa"/>
+            <w:vAlign w:val="center"/>
+          </w:tcPr>
+          <w:p>
+            <w:pPr>
+              <w:spacing w:line="20" w:lineRule="atLeast"/>
+              <w:jc w:val="center"/>
+              <w:rPr>
+                <w:rFonts w:ascii="Times New Roman" w:hAnsi="Times New Roman" w:cs="Times New Roman"/>
+                <w:sz w:val="16"/>
+                <w:szCs w:val="16"/>
+              </w:rPr>
+            </w:pPr>
+            <w:r>
+              <w:rPr>
+                <w:rFonts w:ascii="Times New Roman" w:hAnsi="Times New Roman" w:cs="Times New Roman"/>
+                <w:sz w:val="16"/>
+                <w:szCs w:val="16"/>
+              </w:rPr>
+              <w:t>7</w:t>
+            </w:r>
+          </w:p>
+        </w:tc>
+        <w:tc>
+          <w:tcPr>
+            <w:tcW w:w="1008" w:type="dxa"/>
+            <w:vAlign w:val="center"/>
+          </w:tcPr>
+          <w:p>
+            <w:pPr>
+              <w:spacing w:line="20" w:lineRule="atLeast"/>
+              <w:jc w:val="center"/>
+              <w:rPr>
+                <w:rFonts w:ascii="Times New Roman" w:hAnsi="Times New Roman" w:cs="Times New Roman"/>
+                <w:sz w:val="16"/>
+                <w:szCs w:val="16"/>
               </w:rPr>
             </w:pPr>
             <w:proofErr w:type="spellStart"/>
             <w:r>
               <w:rPr>
-                <w:rFonts w:ascii="Aptos" w:hAnsi="Aptos"/>
-                <w:sz w:val="20"/>
-                <w:szCs w:val="20"/>
+                <w:rFonts w:ascii="Times New Roman" w:hAnsi="Times New Roman" w:cs="Times New Roman"/>
+                <w:sz w:val="16"/>
+                <w:szCs w:val="16"/>
               </w:rPr>
               <w:t>Toraji</w:t>
             </w:r>
@@ -2158,64 +2390,65 @@
         </w:tc>
         <w:tc>
           <w:tcPr>
-            <w:tcW w:w="2790" w:type="dxa"/>
-          </w:tcPr>
-          <w:p>
-            <w:pPr>
-              <w:spacing w:line="20" w:lineRule="atLeast"/>
-              <w:jc w:val="center"/>
-              <w:rPr>
-                <w:rFonts w:ascii="Aptos" w:hAnsi="Aptos"/>
-                <w:sz w:val="20"/>
-                <w:szCs w:val="20"/>
-              </w:rPr>
-            </w:pPr>
-            <w:r>
-              <w:rPr>
-                <w:rFonts w:ascii="Aptos" w:hAnsi="Aptos" w:cs="Lucida Grande"/>
-                <w:color w:val="000000"/>
-                <w:sz w:val="20"/>
-                <w:szCs w:val="20"/>
+            <w:tcW w:w="1440" w:type="dxa"/>
+            <w:vAlign w:val="center"/>
+          </w:tcPr>
+          <w:p>
+            <w:pPr>
+              <w:spacing w:line="20" w:lineRule="atLeast"/>
+              <w:jc w:val="center"/>
+              <w:rPr>
+                <w:rFonts w:ascii="Times New Roman" w:hAnsi="Times New Roman" w:cs="Times New Roman"/>
+                <w:sz w:val="16"/>
+                <w:szCs w:val="16"/>
+              </w:rPr>
+            </w:pPr>
+            <w:r>
+              <w:rPr>
+                <w:rFonts w:ascii="Times New Roman" w:hAnsi="Times New Roman" w:cs="Times New Roman"/>
+                <w:color w:val="000000"/>
+                <w:sz w:val="16"/>
+                <w:szCs w:val="16"/>
                 <w:shd w:val="clear" w:color="auto" w:fill="FFFFFF"/>
               </w:rPr>
               <w:t>2</w:t>
             </w:r>
             <w:r>
               <w:rPr>
-                <w:rFonts w:ascii="Aptos" w:hAnsi="Aptos" w:cs="Lucida Grande"/>
-                <w:color w:val="000000"/>
-                <w:sz w:val="20"/>
-                <w:szCs w:val="20"/>
+                <w:rFonts w:ascii="Times New Roman" w:hAnsi="Times New Roman" w:cs="Times New Roman"/>
+                <w:color w:val="000000"/>
+                <w:sz w:val="16"/>
+                <w:szCs w:val="16"/>
                 <w:shd w:val="clear" w:color="auto" w:fill="FFFFFF"/>
               </w:rPr>
               <w:t>,</w:t>
             </w:r>
             <w:r>
               <w:rPr>
-                <w:rFonts w:ascii="Aptos" w:hAnsi="Aptos" w:cs="Lucida Grande"/>
-                <w:color w:val="000000"/>
-                <w:sz w:val="20"/>
-                <w:szCs w:val="20"/>
+                <w:rFonts w:ascii="Times New Roman" w:hAnsi="Times New Roman" w:cs="Times New Roman"/>
+                <w:color w:val="000000"/>
+                <w:sz w:val="16"/>
+                <w:szCs w:val="16"/>
                 <w:shd w:val="clear" w:color="auto" w:fill="FFFFFF"/>
               </w:rPr>
               <w:t>562</w:t>
             </w:r>
             <w:r>
               <w:rPr>
-                <w:rFonts w:ascii="Aptos" w:hAnsi="Aptos" w:cs="Lucida Grande"/>
-                <w:color w:val="000000"/>
-                <w:sz w:val="20"/>
-                <w:szCs w:val="20"/>
+                <w:rFonts w:ascii="Times New Roman" w:hAnsi="Times New Roman" w:cs="Times New Roman"/>
+                <w:color w:val="000000"/>
+                <w:sz w:val="16"/>
+                <w:szCs w:val="16"/>
                 <w:shd w:val="clear" w:color="auto" w:fill="FFFFFF"/>
               </w:rPr>
               <w:t>,</w:t>
             </w:r>
             <w:r>
               <w:rPr>
-                <w:rFonts w:ascii="Aptos" w:hAnsi="Aptos" w:cs="Lucida Grande"/>
-                <w:color w:val="000000"/>
-                <w:sz w:val="20"/>
-                <w:szCs w:val="20"/>
+                <w:rFonts w:ascii="Times New Roman" w:hAnsi="Times New Roman" w:cs="Times New Roman"/>
+                <w:color w:val="000000"/>
+                <w:sz w:val="16"/>
+                <w:szCs w:val="16"/>
                 <w:shd w:val="clear" w:color="auto" w:fill="FFFFFF"/>
               </w:rPr>
               <w:t>670</w:t>
@@ -2224,24 +2457,24 @@
         </w:tc>
         <w:tc>
           <w:tcPr>
-            <w:tcW w:w="4495" w:type="dxa"/>
-            <w:gridSpan w:val="2"/>
-          </w:tcPr>
-          <w:p>
-            <w:pPr>
-              <w:spacing w:line="20" w:lineRule="atLeast"/>
-              <w:jc w:val="center"/>
-              <w:rPr>
-                <w:rFonts w:ascii="Aptos" w:hAnsi="Aptos"/>
-                <w:sz w:val="20"/>
-                <w:szCs w:val="20"/>
-              </w:rPr>
-            </w:pPr>
-            <w:r>
-              <w:rPr>
-                <w:rFonts w:ascii="Aptos" w:hAnsi="Aptos"/>
-                <w:sz w:val="20"/>
-                <w:szCs w:val="20"/>
+            <w:tcW w:w="1800" w:type="dxa"/>
+            <w:vAlign w:val="center"/>
+          </w:tcPr>
+          <w:p>
+            <w:pPr>
+              <w:spacing w:line="20" w:lineRule="atLeast"/>
+              <w:jc w:val="center"/>
+              <w:rPr>
+                <w:rFonts w:ascii="Times New Roman" w:hAnsi="Times New Roman" w:cs="Times New Roman"/>
+                <w:sz w:val="16"/>
+                <w:szCs w:val="16"/>
+              </w:rPr>
+            </w:pPr>
+            <w:r>
+              <w:rPr>
+                <w:rFonts w:ascii="Times New Roman" w:hAnsi="Times New Roman" w:cs="Times New Roman"/>
+                <w:sz w:val="16"/>
+                <w:szCs w:val="16"/>
               </w:rPr>
               <w:t>Philippines</w:t>
             </w:r>
@@ -2249,49 +2482,54 @@
         </w:tc>
       </w:tr>
       <w:tr>
-        <w:tc>
-          <w:tcPr>
-            <w:tcW w:w="795" w:type="dxa"/>
-          </w:tcPr>
-          <w:p>
-            <w:pPr>
-              <w:spacing w:line="20" w:lineRule="atLeast"/>
-              <w:jc w:val="center"/>
-              <w:rPr>
-                <w:rFonts w:ascii="Aptos" w:hAnsi="Aptos"/>
-                <w:sz w:val="20"/>
-                <w:szCs w:val="20"/>
-              </w:rPr>
-            </w:pPr>
-            <w:r>
-              <w:rPr>
-                <w:rFonts w:ascii="Aptos" w:hAnsi="Aptos"/>
-                <w:sz w:val="20"/>
-                <w:szCs w:val="20"/>
-              </w:rPr>
-              <w:t>7</w:t>
-            </w:r>
-          </w:p>
-        </w:tc>
-        <w:tc>
-          <w:tcPr>
-            <w:tcW w:w="1260" w:type="dxa"/>
-          </w:tcPr>
-          <w:p>
-            <w:pPr>
-              <w:spacing w:line="20" w:lineRule="atLeast"/>
-              <w:jc w:val="center"/>
-              <w:rPr>
-                <w:rFonts w:ascii="Aptos" w:hAnsi="Aptos"/>
-                <w:sz w:val="20"/>
-                <w:szCs w:val="20"/>
-              </w:rPr>
-            </w:pPr>
-            <w:r>
-              <w:rPr>
-                <w:rFonts w:ascii="Aptos" w:hAnsi="Aptos"/>
-                <w:sz w:val="20"/>
-                <w:szCs w:val="20"/>
+        <w:trPr>
+          <w:trHeight w:hRule="exact" w:val="360"/>
+        </w:trPr>
+        <w:tc>
+          <w:tcPr>
+            <w:tcW w:w="590" w:type="dxa"/>
+            <w:vAlign w:val="center"/>
+          </w:tcPr>
+          <w:p>
+            <w:pPr>
+              <w:spacing w:line="20" w:lineRule="atLeast"/>
+              <w:jc w:val="center"/>
+              <w:rPr>
+                <w:rFonts w:ascii="Times New Roman" w:hAnsi="Times New Roman" w:cs="Times New Roman"/>
+                <w:sz w:val="16"/>
+                <w:szCs w:val="16"/>
+              </w:rPr>
+            </w:pPr>
+            <w:r>
+              <w:rPr>
+                <w:rFonts w:ascii="Times New Roman" w:hAnsi="Times New Roman" w:cs="Times New Roman"/>
+                <w:sz w:val="16"/>
+                <w:szCs w:val="16"/>
+              </w:rPr>
+              <w:t>8</w:t>
+            </w:r>
+          </w:p>
+        </w:tc>
+        <w:tc>
+          <w:tcPr>
+            <w:tcW w:w="1008" w:type="dxa"/>
+            <w:vAlign w:val="center"/>
+          </w:tcPr>
+          <w:p>
+            <w:pPr>
+              <w:spacing w:line="20" w:lineRule="atLeast"/>
+              <w:jc w:val="center"/>
+              <w:rPr>
+                <w:rFonts w:ascii="Times New Roman" w:hAnsi="Times New Roman" w:cs="Times New Roman"/>
+                <w:sz w:val="16"/>
+                <w:szCs w:val="16"/>
+              </w:rPr>
+            </w:pPr>
+            <w:r>
+              <w:rPr>
+                <w:rFonts w:ascii="Times New Roman" w:hAnsi="Times New Roman" w:cs="Times New Roman"/>
+                <w:sz w:val="16"/>
+                <w:szCs w:val="16"/>
               </w:rPr>
               <w:t>Shanshan</w:t>
             </w:r>
@@ -2299,85 +2537,95 @@
         </w:tc>
         <w:tc>
           <w:tcPr>
-            <w:tcW w:w="2790" w:type="dxa"/>
-          </w:tcPr>
-          <w:p>
-            <w:pPr>
-              <w:spacing w:line="20" w:lineRule="atLeast"/>
-              <w:jc w:val="center"/>
-              <w:rPr>
-                <w:rFonts w:ascii="Aptos" w:hAnsi="Aptos"/>
-                <w:sz w:val="20"/>
-                <w:szCs w:val="20"/>
-              </w:rPr>
-            </w:pPr>
-            <w:r>
-              <w:rPr>
-                <w:rFonts w:ascii="Aptos" w:hAnsi="Aptos" w:cs="Lucida Grande"/>
-                <w:color w:val="000000"/>
-                <w:sz w:val="20"/>
-                <w:szCs w:val="20"/>
+            <w:tcW w:w="1440" w:type="dxa"/>
+            <w:vAlign w:val="center"/>
+          </w:tcPr>
+          <w:p>
+            <w:pPr>
+              <w:spacing w:line="20" w:lineRule="atLeast"/>
+              <w:jc w:val="center"/>
+              <w:rPr>
+                <w:rFonts w:ascii="Times New Roman" w:hAnsi="Times New Roman" w:cs="Times New Roman"/>
+                <w:sz w:val="16"/>
+                <w:szCs w:val="16"/>
+              </w:rPr>
+            </w:pPr>
+            <w:r>
+              <w:rPr>
+                <w:rFonts w:ascii="Times New Roman" w:hAnsi="Times New Roman" w:cs="Times New Roman"/>
+                <w:color w:val="000000"/>
+                <w:sz w:val="16"/>
+                <w:szCs w:val="16"/>
               </w:rPr>
               <w:t>1</w:t>
             </w:r>
             <w:r>
               <w:rPr>
-                <w:rFonts w:ascii="Aptos" w:hAnsi="Aptos" w:cs="Lucida Grande"/>
-                <w:color w:val="000000"/>
-                <w:sz w:val="20"/>
-                <w:szCs w:val="20"/>
+                <w:rFonts w:ascii="Times New Roman" w:hAnsi="Times New Roman" w:cs="Times New Roman"/>
+                <w:color w:val="000000"/>
+                <w:sz w:val="16"/>
+                <w:szCs w:val="16"/>
               </w:rPr>
               <w:t>,</w:t>
             </w:r>
             <w:r>
               <w:rPr>
-                <w:rFonts w:ascii="Aptos" w:hAnsi="Aptos" w:cs="Lucida Grande"/>
-                <w:color w:val="000000"/>
-                <w:sz w:val="20"/>
-                <w:szCs w:val="20"/>
+                <w:rFonts w:ascii="Times New Roman" w:hAnsi="Times New Roman" w:cs="Times New Roman"/>
+                <w:color w:val="000000"/>
+                <w:sz w:val="16"/>
+                <w:szCs w:val="16"/>
               </w:rPr>
               <w:t>410</w:t>
             </w:r>
             <w:r>
               <w:rPr>
-                <w:rFonts w:ascii="Aptos" w:hAnsi="Aptos" w:cs="Lucida Grande"/>
-                <w:color w:val="000000"/>
-                <w:sz w:val="20"/>
-                <w:szCs w:val="20"/>
+                <w:rFonts w:ascii="Times New Roman" w:hAnsi="Times New Roman" w:cs="Times New Roman"/>
+                <w:color w:val="000000"/>
+                <w:sz w:val="16"/>
+                <w:szCs w:val="16"/>
               </w:rPr>
               <w:t>,</w:t>
             </w:r>
             <w:r>
               <w:rPr>
-                <w:rFonts w:ascii="Aptos" w:hAnsi="Aptos" w:cs="Lucida Grande"/>
-                <w:color w:val="000000"/>
-                <w:sz w:val="20"/>
-                <w:szCs w:val="20"/>
-              </w:rPr>
-              <w:t>624</w:t>
-            </w:r>
-          </w:p>
-        </w:tc>
-        <w:tc>
-          <w:tcPr>
-            <w:tcW w:w="4495" w:type="dxa"/>
-            <w:gridSpan w:val="2"/>
-          </w:tcPr>
-          <w:p>
-            <w:pPr>
-              <w:spacing w:line="20" w:lineRule="atLeast"/>
-              <w:jc w:val="center"/>
-              <w:rPr>
-                <w:rFonts w:ascii="Aptos" w:hAnsi="Aptos"/>
-                <w:sz w:val="20"/>
-                <w:szCs w:val="20"/>
-              </w:rPr>
-            </w:pPr>
-            <w:r>
-              <w:rPr>
-                <w:rFonts w:ascii="Aptos" w:hAnsi="Aptos"/>
-                <w:sz w:val="20"/>
-                <w:szCs w:val="20"/>
+                <w:rFonts w:ascii="Times New Roman" w:hAnsi="Times New Roman" w:cs="Times New Roman"/>
+                <w:color w:val="000000"/>
+                <w:sz w:val="16"/>
+                <w:szCs w:val="16"/>
+              </w:rPr>
+              <w:t>62</w:t>
+            </w:r>
+            <w:r>
+              <w:rPr>
+                <w:rFonts w:ascii="Times New Roman" w:hAnsi="Times New Roman" w:cs="Times New Roman"/>
+                <w:color w:val="000000"/>
+                <w:sz w:val="16"/>
+                <w:szCs w:val="16"/>
+              </w:rPr>
+              <w:t>0</w:t>
+            </w:r>
+          </w:p>
+        </w:tc>
+        <w:tc>
+          <w:tcPr>
+            <w:tcW w:w="1800" w:type="dxa"/>
+            <w:vAlign w:val="center"/>
+          </w:tcPr>
+          <w:p>
+            <w:pPr>
+              <w:spacing w:line="20" w:lineRule="atLeast"/>
+              <w:jc w:val="center"/>
+              <w:rPr>
+                <w:rFonts w:ascii="Times New Roman" w:hAnsi="Times New Roman" w:cs="Times New Roman"/>
+                <w:sz w:val="16"/>
+                <w:szCs w:val="16"/>
+              </w:rPr>
+            </w:pPr>
+            <w:r>
+              <w:rPr>
+                <w:rFonts w:ascii="Times New Roman" w:hAnsi="Times New Roman" w:cs="Times New Roman"/>
+                <w:sz w:val="16"/>
+                <w:szCs w:val="16"/>
               </w:rPr>
               <w:t>Japan</w:t>
             </w:r>
@@ -2385,49 +2633,54 @@
         </w:tc>
       </w:tr>
       <w:tr>
-        <w:tc>
-          <w:tcPr>
-            <w:tcW w:w="795" w:type="dxa"/>
-          </w:tcPr>
-          <w:p>
-            <w:pPr>
-              <w:spacing w:line="20" w:lineRule="atLeast"/>
-              <w:jc w:val="center"/>
-              <w:rPr>
-                <w:rFonts w:ascii="Aptos" w:hAnsi="Aptos"/>
-                <w:sz w:val="20"/>
-                <w:szCs w:val="20"/>
-              </w:rPr>
-            </w:pPr>
-            <w:r>
-              <w:rPr>
-                <w:rFonts w:ascii="Aptos" w:hAnsi="Aptos"/>
-                <w:sz w:val="20"/>
-                <w:szCs w:val="20"/>
-              </w:rPr>
-              <w:t>8</w:t>
-            </w:r>
-          </w:p>
-        </w:tc>
-        <w:tc>
-          <w:tcPr>
-            <w:tcW w:w="1260" w:type="dxa"/>
-          </w:tcPr>
-          <w:p>
-            <w:pPr>
-              <w:spacing w:line="20" w:lineRule="atLeast"/>
-              <w:jc w:val="center"/>
-              <w:rPr>
-                <w:rFonts w:ascii="Aptos" w:hAnsi="Aptos"/>
-                <w:sz w:val="20"/>
-                <w:szCs w:val="20"/>
-              </w:rPr>
-            </w:pPr>
-            <w:r>
-              <w:rPr>
-                <w:rFonts w:ascii="Aptos" w:hAnsi="Aptos"/>
-                <w:sz w:val="20"/>
-                <w:szCs w:val="20"/>
+        <w:trPr>
+          <w:trHeight w:hRule="exact" w:val="360"/>
+        </w:trPr>
+        <w:tc>
+          <w:tcPr>
+            <w:tcW w:w="590" w:type="dxa"/>
+            <w:vAlign w:val="center"/>
+          </w:tcPr>
+          <w:p>
+            <w:pPr>
+              <w:spacing w:line="20" w:lineRule="atLeast"/>
+              <w:jc w:val="center"/>
+              <w:rPr>
+                <w:rFonts w:ascii="Times New Roman" w:hAnsi="Times New Roman" w:cs="Times New Roman"/>
+                <w:sz w:val="16"/>
+                <w:szCs w:val="16"/>
+              </w:rPr>
+            </w:pPr>
+            <w:r>
+              <w:rPr>
+                <w:rFonts w:ascii="Times New Roman" w:hAnsi="Times New Roman" w:cs="Times New Roman"/>
+                <w:sz w:val="16"/>
+                <w:szCs w:val="16"/>
+              </w:rPr>
+              <w:t>9</w:t>
+            </w:r>
+          </w:p>
+        </w:tc>
+        <w:tc>
+          <w:tcPr>
+            <w:tcW w:w="1008" w:type="dxa"/>
+            <w:vAlign w:val="center"/>
+          </w:tcPr>
+          <w:p>
+            <w:pPr>
+              <w:spacing w:line="20" w:lineRule="atLeast"/>
+              <w:jc w:val="center"/>
+              <w:rPr>
+                <w:rFonts w:ascii="Times New Roman" w:hAnsi="Times New Roman" w:cs="Times New Roman"/>
+                <w:sz w:val="16"/>
+                <w:szCs w:val="16"/>
+              </w:rPr>
+            </w:pPr>
+            <w:r>
+              <w:rPr>
+                <w:rFonts w:ascii="Times New Roman" w:hAnsi="Times New Roman" w:cs="Times New Roman"/>
+                <w:sz w:val="16"/>
+                <w:szCs w:val="16"/>
               </w:rPr>
               <w:t>Usagi</w:t>
             </w:r>
@@ -2435,90 +2688,101 @@
         </w:tc>
         <w:tc>
           <w:tcPr>
-            <w:tcW w:w="2790" w:type="dxa"/>
-          </w:tcPr>
-          <w:p>
-            <w:pPr>
-              <w:spacing w:line="20" w:lineRule="atLeast"/>
-              <w:jc w:val="center"/>
-              <w:rPr>
-                <w:rFonts w:ascii="Aptos" w:hAnsi="Aptos"/>
-                <w:sz w:val="20"/>
-                <w:szCs w:val="20"/>
-              </w:rPr>
-            </w:pPr>
-            <w:r>
-              <w:rPr>
-                <w:rFonts w:ascii="Aptos" w:hAnsi="Aptos" w:cs="Lucida Grande"/>
-                <w:color w:val="000000"/>
-                <w:sz w:val="20"/>
-                <w:szCs w:val="20"/>
+            <w:tcW w:w="1440" w:type="dxa"/>
+            <w:vAlign w:val="center"/>
+          </w:tcPr>
+          <w:p>
+            <w:pPr>
+              <w:spacing w:line="20" w:lineRule="atLeast"/>
+              <w:jc w:val="center"/>
+              <w:rPr>
+                <w:rFonts w:ascii="Times New Roman" w:hAnsi="Times New Roman" w:cs="Times New Roman"/>
+                <w:sz w:val="16"/>
+                <w:szCs w:val="16"/>
+              </w:rPr>
+            </w:pPr>
+            <w:r>
+              <w:rPr>
+                <w:rFonts w:ascii="Times New Roman" w:hAnsi="Times New Roman" w:cs="Times New Roman"/>
+                <w:color w:val="000000"/>
+                <w:sz w:val="16"/>
+                <w:szCs w:val="16"/>
                 <w:shd w:val="clear" w:color="auto" w:fill="FFFFFF"/>
               </w:rPr>
               <w:t>1</w:t>
             </w:r>
             <w:r>
               <w:rPr>
-                <w:rFonts w:ascii="Aptos" w:hAnsi="Aptos" w:cs="Lucida Grande"/>
-                <w:color w:val="000000"/>
-                <w:sz w:val="20"/>
-                <w:szCs w:val="20"/>
+                <w:rFonts w:ascii="Times New Roman" w:hAnsi="Times New Roman" w:cs="Times New Roman"/>
+                <w:color w:val="000000"/>
+                <w:sz w:val="16"/>
+                <w:szCs w:val="16"/>
                 <w:shd w:val="clear" w:color="auto" w:fill="FFFFFF"/>
               </w:rPr>
               <w:t>,</w:t>
             </w:r>
             <w:r>
               <w:rPr>
-                <w:rFonts w:ascii="Aptos" w:hAnsi="Aptos" w:cs="Lucida Grande"/>
-                <w:color w:val="000000"/>
-                <w:sz w:val="20"/>
-                <w:szCs w:val="20"/>
+                <w:rFonts w:ascii="Times New Roman" w:hAnsi="Times New Roman" w:cs="Times New Roman"/>
+                <w:color w:val="000000"/>
+                <w:sz w:val="16"/>
+                <w:szCs w:val="16"/>
                 <w:shd w:val="clear" w:color="auto" w:fill="FFFFFF"/>
               </w:rPr>
               <w:t>387</w:t>
             </w:r>
             <w:r>
               <w:rPr>
-                <w:rFonts w:ascii="Aptos" w:hAnsi="Aptos" w:cs="Lucida Grande"/>
-                <w:color w:val="000000"/>
-                <w:sz w:val="20"/>
-                <w:szCs w:val="20"/>
+                <w:rFonts w:ascii="Times New Roman" w:hAnsi="Times New Roman" w:cs="Times New Roman"/>
+                <w:color w:val="000000"/>
+                <w:sz w:val="16"/>
+                <w:szCs w:val="16"/>
                 <w:shd w:val="clear" w:color="auto" w:fill="FFFFFF"/>
               </w:rPr>
               <w:t>,</w:t>
             </w:r>
             <w:r>
               <w:rPr>
-                <w:rFonts w:ascii="Aptos" w:hAnsi="Aptos" w:cs="Lucida Grande"/>
-                <w:color w:val="000000"/>
-                <w:sz w:val="20"/>
-                <w:szCs w:val="20"/>
+                <w:rFonts w:ascii="Times New Roman" w:hAnsi="Times New Roman" w:cs="Times New Roman"/>
+                <w:color w:val="000000"/>
+                <w:sz w:val="16"/>
+                <w:szCs w:val="16"/>
                 <w:shd w:val="clear" w:color="auto" w:fill="FFFFFF"/>
               </w:rPr>
-              <w:t>656</w:t>
-            </w:r>
-          </w:p>
-        </w:tc>
-        <w:tc>
-          <w:tcPr>
-            <w:tcW w:w="4495" w:type="dxa"/>
-            <w:gridSpan w:val="2"/>
-          </w:tcPr>
-          <w:p>
-            <w:pPr>
-              <w:spacing w:line="20" w:lineRule="atLeast"/>
-              <w:jc w:val="center"/>
-              <w:rPr>
-                <w:rFonts w:ascii="Aptos" w:hAnsi="Aptos"/>
-                <w:sz w:val="20"/>
-                <w:szCs w:val="20"/>
-              </w:rPr>
-            </w:pPr>
-            <w:r>
-              <w:rPr>
-                <w:rFonts w:ascii="Aptos" w:hAnsi="Aptos"/>
-                <w:sz w:val="20"/>
-                <w:szCs w:val="20"/>
+              <w:t>6</w:t>
+            </w:r>
+            <w:r>
+              <w:rPr>
+                <w:rFonts w:ascii="Times New Roman" w:hAnsi="Times New Roman" w:cs="Times New Roman"/>
+                <w:color w:val="000000"/>
+                <w:sz w:val="16"/>
+                <w:szCs w:val="16"/>
+                <w:shd w:val="clear" w:color="auto" w:fill="FFFFFF"/>
+              </w:rPr>
+              <w:t>60</w:t>
+            </w:r>
+          </w:p>
+        </w:tc>
+        <w:tc>
+          <w:tcPr>
+            <w:tcW w:w="1800" w:type="dxa"/>
+            <w:vAlign w:val="center"/>
+          </w:tcPr>
+          <w:p>
+            <w:pPr>
+              <w:spacing w:line="20" w:lineRule="atLeast"/>
+              <w:jc w:val="center"/>
+              <w:rPr>
+                <w:rFonts w:ascii="Times New Roman" w:hAnsi="Times New Roman" w:cs="Times New Roman"/>
+                <w:sz w:val="16"/>
+                <w:szCs w:val="16"/>
+              </w:rPr>
+            </w:pPr>
+            <w:r>
+              <w:rPr>
+                <w:rFonts w:ascii="Times New Roman" w:hAnsi="Times New Roman" w:cs="Times New Roman"/>
+                <w:sz w:val="16"/>
+                <w:szCs w:val="16"/>
               </w:rPr>
               <w:t>Philippines</w:t>
             </w:r>
@@ -2526,49 +2790,54 @@
         </w:tc>
       </w:tr>
       <w:tr>
-        <w:tc>
-          <w:tcPr>
-            <w:tcW w:w="795" w:type="dxa"/>
-          </w:tcPr>
-          <w:p>
-            <w:pPr>
-              <w:spacing w:line="20" w:lineRule="atLeast"/>
-              <w:jc w:val="center"/>
-              <w:rPr>
-                <w:rFonts w:ascii="Aptos" w:hAnsi="Aptos"/>
-                <w:sz w:val="20"/>
-                <w:szCs w:val="20"/>
-              </w:rPr>
-            </w:pPr>
-            <w:r>
-              <w:rPr>
-                <w:rFonts w:ascii="Aptos" w:hAnsi="Aptos"/>
-                <w:sz w:val="20"/>
-                <w:szCs w:val="20"/>
-              </w:rPr>
-              <w:t>9</w:t>
-            </w:r>
-          </w:p>
-        </w:tc>
-        <w:tc>
-          <w:tcPr>
-            <w:tcW w:w="1260" w:type="dxa"/>
-          </w:tcPr>
-          <w:p>
-            <w:pPr>
-              <w:spacing w:line="20" w:lineRule="atLeast"/>
-              <w:jc w:val="center"/>
-              <w:rPr>
-                <w:rFonts w:ascii="Aptos" w:hAnsi="Aptos"/>
-                <w:sz w:val="20"/>
-                <w:szCs w:val="20"/>
-              </w:rPr>
-            </w:pPr>
-            <w:r>
-              <w:rPr>
-                <w:rFonts w:ascii="Aptos" w:hAnsi="Aptos"/>
-                <w:sz w:val="20"/>
-                <w:szCs w:val="20"/>
+        <w:trPr>
+          <w:trHeight w:hRule="exact" w:val="432"/>
+        </w:trPr>
+        <w:tc>
+          <w:tcPr>
+            <w:tcW w:w="590" w:type="dxa"/>
+            <w:vAlign w:val="center"/>
+          </w:tcPr>
+          <w:p>
+            <w:pPr>
+              <w:spacing w:line="20" w:lineRule="atLeast"/>
+              <w:jc w:val="center"/>
+              <w:rPr>
+                <w:rFonts w:ascii="Times New Roman" w:hAnsi="Times New Roman" w:cs="Times New Roman"/>
+                <w:sz w:val="16"/>
+                <w:szCs w:val="16"/>
+              </w:rPr>
+            </w:pPr>
+            <w:r>
+              <w:rPr>
+                <w:rFonts w:ascii="Times New Roman" w:hAnsi="Times New Roman" w:cs="Times New Roman"/>
+                <w:sz w:val="16"/>
+                <w:szCs w:val="16"/>
+              </w:rPr>
+              <w:t>10</w:t>
+            </w:r>
+          </w:p>
+        </w:tc>
+        <w:tc>
+          <w:tcPr>
+            <w:tcW w:w="1008" w:type="dxa"/>
+            <w:vAlign w:val="center"/>
+          </w:tcPr>
+          <w:p>
+            <w:pPr>
+              <w:spacing w:line="20" w:lineRule="atLeast"/>
+              <w:jc w:val="center"/>
+              <w:rPr>
+                <w:rFonts w:ascii="Times New Roman" w:hAnsi="Times New Roman" w:cs="Times New Roman"/>
+                <w:sz w:val="16"/>
+                <w:szCs w:val="16"/>
+              </w:rPr>
+            </w:pPr>
+            <w:r>
+              <w:rPr>
+                <w:rFonts w:ascii="Times New Roman" w:hAnsi="Times New Roman" w:cs="Times New Roman"/>
+                <w:sz w:val="16"/>
+                <w:szCs w:val="16"/>
               </w:rPr>
               <w:t>Beryl</w:t>
             </w:r>
@@ -2576,26 +2845,27 @@
         </w:tc>
         <w:tc>
           <w:tcPr>
-            <w:tcW w:w="2790" w:type="dxa"/>
-          </w:tcPr>
-          <w:p>
-            <w:pPr>
-              <w:spacing w:line="20" w:lineRule="atLeast"/>
-              <w:jc w:val="center"/>
-              <w:rPr>
-                <w:rFonts w:ascii="Aptos" w:hAnsi="Aptos" w:cs="Lucida Grande"/>
-                <w:color w:val="000000"/>
-                <w:sz w:val="20"/>
-                <w:szCs w:val="20"/>
+            <w:tcW w:w="1440" w:type="dxa"/>
+            <w:vAlign w:val="center"/>
+          </w:tcPr>
+          <w:p>
+            <w:pPr>
+              <w:spacing w:line="20" w:lineRule="atLeast"/>
+              <w:jc w:val="center"/>
+              <w:rPr>
+                <w:rFonts w:ascii="Times New Roman" w:hAnsi="Times New Roman" w:cs="Times New Roman"/>
+                <w:color w:val="000000"/>
+                <w:sz w:val="16"/>
+                <w:szCs w:val="16"/>
                 <w:shd w:val="clear" w:color="auto" w:fill="FFFFFF"/>
               </w:rPr>
             </w:pPr>
             <w:r>
               <w:rPr>
-                <w:rFonts w:ascii="Aptos" w:hAnsi="Aptos" w:cs="Lucida Grande"/>
-                <w:color w:val="000000"/>
-                <w:sz w:val="20"/>
-                <w:szCs w:val="20"/>
+                <w:rFonts w:ascii="Times New Roman" w:hAnsi="Times New Roman" w:cs="Times New Roman"/>
+                <w:color w:val="000000"/>
+                <w:sz w:val="16"/>
+                <w:szCs w:val="16"/>
                 <w:shd w:val="clear" w:color="auto" w:fill="FFFFFF"/>
               </w:rPr>
               <w:t>1,326,210</w:t>
@@ -2604,26 +2874,42 @@
         </w:tc>
         <w:tc>
           <w:tcPr>
-            <w:tcW w:w="4495" w:type="dxa"/>
-            <w:gridSpan w:val="2"/>
-          </w:tcPr>
-          <w:p>
-            <w:pPr>
-              <w:spacing w:line="20" w:lineRule="atLeast"/>
-              <w:jc w:val="center"/>
-              <w:rPr>
-                <w:rFonts w:ascii="Aptos" w:hAnsi="Aptos"/>
-                <w:sz w:val="20"/>
-                <w:szCs w:val="20"/>
-              </w:rPr>
-            </w:pPr>
-            <w:r>
-              <w:rPr>
-                <w:rFonts w:ascii="Aptos" w:hAnsi="Aptos"/>
-                <w:sz w:val="20"/>
-                <w:szCs w:val="20"/>
-              </w:rPr>
-              <w:t>Jamaica, Mexico, United States of America, Grenada, Saint Vincent and the Grenadines</w:t>
+            <w:tcW w:w="1800" w:type="dxa"/>
+            <w:vAlign w:val="center"/>
+          </w:tcPr>
+          <w:p>
+            <w:pPr>
+              <w:spacing w:line="20" w:lineRule="atLeast"/>
+              <w:jc w:val="center"/>
+              <w:rPr>
+                <w:rFonts w:ascii="Times New Roman" w:hAnsi="Times New Roman" w:cs="Times New Roman"/>
+                <w:sz w:val="12"/>
+                <w:szCs w:val="12"/>
+              </w:rPr>
+            </w:pPr>
+            <w:r>
+              <w:rPr>
+                <w:rFonts w:ascii="Times New Roman" w:hAnsi="Times New Roman" w:cs="Times New Roman"/>
+                <w:sz w:val="12"/>
+                <w:szCs w:val="12"/>
+              </w:rPr>
+              <w:t xml:space="preserve">Jamaica, Mexico, </w:t>
+            </w:r>
+            <w:r>
+              <w:rPr>
+                <w:rFonts w:ascii="Times New Roman" w:hAnsi="Times New Roman" w:cs="Times New Roman"/>
+                <w:sz w:val="12"/>
+                <w:szCs w:val="12"/>
+              </w:rPr>
+              <w:t>USA</w:t>
+            </w:r>
+            <w:r>
+              <w:rPr>
+                <w:rFonts w:ascii="Times New Roman" w:hAnsi="Times New Roman" w:cs="Times New Roman"/>
+                <w:sz w:val="12"/>
+                <w:szCs w:val="12"/>
+              </w:rPr>
+              <w:t>, Grenada, Saint Vincent and the Grenadines</w:t>
             </w:r>
           </w:p>
         </w:tc>
